--- a/KURIKULUM2026_REVISI/DOCX/026_ANALISIS_KRITIS_MK_DIHAPUS_DAN_REKOMENDASI_PENGGANTI.docx
+++ b/KURIKULUM2026_REVISI/DOCX/026_ANALISIS_KRITIS_MK_DIHAPUS_DAN_REKOMENDASI_PENGGANTI.docx
@@ -182,9 +182,9 @@
       <w:r>
         <w:rPr>
           <w:color w:val="C8D2E1"/>
-          <w:sz w:val="16"/>
+          <w:sz w:val="14"/>
         </w:rPr>
-        <w:t>_________________________________________________________________________________</w:t>
+        <w:t>———————————————————————————————————————————————————————————————————————————</w:t>
       </w:r>
     </w:p>
     <w:p>
@@ -295,9 +295,9 @@
       <w:r>
         <w:rPr>
           <w:color w:val="C8D2E1"/>
-          <w:sz w:val="16"/>
+          <w:sz w:val="14"/>
         </w:rPr>
-        <w:t>_________________________________________________________________________________</w:t>
+        <w:t>———————————————————————————————————————————————————————————————————————————</w:t>
       </w:r>
     </w:p>
     <w:p>
@@ -378,11 +378,11 @@
         </w:tblBorders>
       </w:tblPr>
       <w:tblGrid>
-        <w:gridCol w:w="1806"/>
-        <w:gridCol w:w="1806"/>
-        <w:gridCol w:w="1806"/>
-        <w:gridCol w:w="1806"/>
-        <w:gridCol w:w="1806"/>
+        <w:gridCol w:w="1921"/>
+        <w:gridCol w:w="1921"/>
+        <w:gridCol w:w="1921"/>
+        <w:gridCol w:w="1921"/>
+        <w:gridCol w:w="1921"/>
       </w:tblGrid>
       <w:tr>
         <w:trPr>
@@ -392,7 +392,7 @@
         </w:trPr>
         <w:tc>
           <w:tcPr>
-            <w:tcW w:type="dxa" w:w="1806"/>
+            <w:tcW w:type="dxa" w:w="1921"/>
             <w:vAlign w:val="center"/>
             <w:shd w:fill="1F3864"/>
             <w:tcMar>
@@ -420,7 +420,7 @@
         </w:tc>
         <w:tc>
           <w:tcPr>
-            <w:tcW w:type="dxa" w:w="1806"/>
+            <w:tcW w:type="dxa" w:w="1921"/>
             <w:vAlign w:val="center"/>
             <w:shd w:fill="1F3864"/>
             <w:tcMar>
@@ -448,7 +448,7 @@
         </w:tc>
         <w:tc>
           <w:tcPr>
-            <w:tcW w:type="dxa" w:w="1806"/>
+            <w:tcW w:type="dxa" w:w="1921"/>
             <w:vAlign w:val="center"/>
             <w:shd w:fill="1F3864"/>
             <w:tcMar>
@@ -476,7 +476,7 @@
         </w:tc>
         <w:tc>
           <w:tcPr>
-            <w:tcW w:type="dxa" w:w="1806"/>
+            <w:tcW w:type="dxa" w:w="1921"/>
             <w:vAlign w:val="center"/>
             <w:shd w:fill="1F3864"/>
             <w:tcMar>
@@ -504,7 +504,7 @@
         </w:tc>
         <w:tc>
           <w:tcPr>
-            <w:tcW w:type="dxa" w:w="1806"/>
+            <w:tcW w:type="dxa" w:w="1921"/>
             <w:vAlign w:val="center"/>
             <w:shd w:fill="1F3864"/>
             <w:tcMar>
@@ -537,14 +537,14 @@
         </w:trPr>
         <w:tc>
           <w:tcPr>
-            <w:tcW w:type="dxa" w:w="1806"/>
+            <w:tcW w:type="dxa" w:w="1921"/>
             <w:vAlign w:val="center"/>
             <w:shd w:fill="FFFFFF"/>
             <w:tcMar>
-              <w:top w:w="80" w:type="dxa"/>
-              <w:bottom w:w="80" w:type="dxa"/>
-              <w:left w:w="100" w:type="dxa"/>
-              <w:right w:w="100" w:type="dxa"/>
+              <w:top w:w="70" w:type="dxa"/>
+              <w:bottom w:w="70" w:type="dxa"/>
+              <w:left w:w="90" w:type="dxa"/>
+              <w:right w:w="90" w:type="dxa"/>
             </w:tcMar>
           </w:tcPr>
           <w:p>
@@ -564,14 +564,14 @@
         </w:tc>
         <w:tc>
           <w:tcPr>
-            <w:tcW w:type="dxa" w:w="1806"/>
+            <w:tcW w:type="dxa" w:w="1921"/>
             <w:vAlign w:val="center"/>
             <w:shd w:fill="FFFFFF"/>
             <w:tcMar>
-              <w:top w:w="80" w:type="dxa"/>
-              <w:bottom w:w="80" w:type="dxa"/>
-              <w:left w:w="100" w:type="dxa"/>
-              <w:right w:w="100" w:type="dxa"/>
+              <w:top w:w="70" w:type="dxa"/>
+              <w:bottom w:w="70" w:type="dxa"/>
+              <w:left w:w="90" w:type="dxa"/>
+              <w:right w:w="90" w:type="dxa"/>
             </w:tcMar>
           </w:tcPr>
           <w:p>
@@ -591,14 +591,14 @@
         </w:tc>
         <w:tc>
           <w:tcPr>
-            <w:tcW w:type="dxa" w:w="1806"/>
+            <w:tcW w:type="dxa" w:w="1921"/>
             <w:vAlign w:val="center"/>
             <w:shd w:fill="FFFFFF"/>
             <w:tcMar>
-              <w:top w:w="80" w:type="dxa"/>
-              <w:bottom w:w="80" w:type="dxa"/>
-              <w:left w:w="100" w:type="dxa"/>
-              <w:right w:w="100" w:type="dxa"/>
+              <w:top w:w="70" w:type="dxa"/>
+              <w:bottom w:w="70" w:type="dxa"/>
+              <w:left w:w="90" w:type="dxa"/>
+              <w:right w:w="90" w:type="dxa"/>
             </w:tcMar>
           </w:tcPr>
           <w:p>
@@ -618,14 +618,14 @@
         </w:tc>
         <w:tc>
           <w:tcPr>
-            <w:tcW w:type="dxa" w:w="1806"/>
+            <w:tcW w:type="dxa" w:w="1921"/>
             <w:vAlign w:val="center"/>
             <w:shd w:fill="FFFFFF"/>
             <w:tcMar>
-              <w:top w:w="80" w:type="dxa"/>
-              <w:bottom w:w="80" w:type="dxa"/>
-              <w:left w:w="100" w:type="dxa"/>
-              <w:right w:w="100" w:type="dxa"/>
+              <w:top w:w="70" w:type="dxa"/>
+              <w:bottom w:w="70" w:type="dxa"/>
+              <w:left w:w="90" w:type="dxa"/>
+              <w:right w:w="90" w:type="dxa"/>
             </w:tcMar>
           </w:tcPr>
           <w:p>
@@ -645,14 +645,14 @@
         </w:tc>
         <w:tc>
           <w:tcPr>
-            <w:tcW w:type="dxa" w:w="1806"/>
+            <w:tcW w:type="dxa" w:w="1921"/>
             <w:vAlign w:val="center"/>
             <w:shd w:fill="FFFFFF"/>
             <w:tcMar>
-              <w:top w:w="80" w:type="dxa"/>
-              <w:bottom w:w="80" w:type="dxa"/>
-              <w:left w:w="100" w:type="dxa"/>
-              <w:right w:w="100" w:type="dxa"/>
+              <w:top w:w="70" w:type="dxa"/>
+              <w:bottom w:w="70" w:type="dxa"/>
+              <w:left w:w="90" w:type="dxa"/>
+              <w:right w:w="90" w:type="dxa"/>
             </w:tcMar>
           </w:tcPr>
           <w:p>
@@ -677,14 +677,14 @@
         </w:trPr>
         <w:tc>
           <w:tcPr>
-            <w:tcW w:type="dxa" w:w="1806"/>
+            <w:tcW w:type="dxa" w:w="1921"/>
             <w:vAlign w:val="center"/>
             <w:shd w:fill="F2F5F9"/>
             <w:tcMar>
-              <w:top w:w="80" w:type="dxa"/>
-              <w:bottom w:w="80" w:type="dxa"/>
-              <w:left w:w="100" w:type="dxa"/>
-              <w:right w:w="100" w:type="dxa"/>
+              <w:top w:w="70" w:type="dxa"/>
+              <w:bottom w:w="70" w:type="dxa"/>
+              <w:left w:w="90" w:type="dxa"/>
+              <w:right w:w="90" w:type="dxa"/>
             </w:tcMar>
           </w:tcPr>
           <w:p>
@@ -704,14 +704,14 @@
         </w:tc>
         <w:tc>
           <w:tcPr>
-            <w:tcW w:type="dxa" w:w="1806"/>
+            <w:tcW w:type="dxa" w:w="1921"/>
             <w:vAlign w:val="center"/>
             <w:shd w:fill="F2F5F9"/>
             <w:tcMar>
-              <w:top w:w="80" w:type="dxa"/>
-              <w:bottom w:w="80" w:type="dxa"/>
-              <w:left w:w="100" w:type="dxa"/>
-              <w:right w:w="100" w:type="dxa"/>
+              <w:top w:w="70" w:type="dxa"/>
+              <w:bottom w:w="70" w:type="dxa"/>
+              <w:left w:w="90" w:type="dxa"/>
+              <w:right w:w="90" w:type="dxa"/>
             </w:tcMar>
           </w:tcPr>
           <w:p>
@@ -731,14 +731,14 @@
         </w:tc>
         <w:tc>
           <w:tcPr>
-            <w:tcW w:type="dxa" w:w="1806"/>
+            <w:tcW w:type="dxa" w:w="1921"/>
             <w:vAlign w:val="center"/>
             <w:shd w:fill="F2F5F9"/>
             <w:tcMar>
-              <w:top w:w="80" w:type="dxa"/>
-              <w:bottom w:w="80" w:type="dxa"/>
-              <w:left w:w="100" w:type="dxa"/>
-              <w:right w:w="100" w:type="dxa"/>
+              <w:top w:w="70" w:type="dxa"/>
+              <w:bottom w:w="70" w:type="dxa"/>
+              <w:left w:w="90" w:type="dxa"/>
+              <w:right w:w="90" w:type="dxa"/>
             </w:tcMar>
           </w:tcPr>
           <w:p>
@@ -758,14 +758,14 @@
         </w:tc>
         <w:tc>
           <w:tcPr>
-            <w:tcW w:type="dxa" w:w="1806"/>
+            <w:tcW w:type="dxa" w:w="1921"/>
             <w:vAlign w:val="center"/>
             <w:shd w:fill="F2F5F9"/>
             <w:tcMar>
-              <w:top w:w="80" w:type="dxa"/>
-              <w:bottom w:w="80" w:type="dxa"/>
-              <w:left w:w="100" w:type="dxa"/>
-              <w:right w:w="100" w:type="dxa"/>
+              <w:top w:w="70" w:type="dxa"/>
+              <w:bottom w:w="70" w:type="dxa"/>
+              <w:left w:w="90" w:type="dxa"/>
+              <w:right w:w="90" w:type="dxa"/>
             </w:tcMar>
           </w:tcPr>
           <w:p>
@@ -785,14 +785,14 @@
         </w:tc>
         <w:tc>
           <w:tcPr>
-            <w:tcW w:type="dxa" w:w="1806"/>
+            <w:tcW w:type="dxa" w:w="1921"/>
             <w:vAlign w:val="center"/>
             <w:shd w:fill="F2F5F9"/>
             <w:tcMar>
-              <w:top w:w="80" w:type="dxa"/>
-              <w:bottom w:w="80" w:type="dxa"/>
-              <w:left w:w="100" w:type="dxa"/>
-              <w:right w:w="100" w:type="dxa"/>
+              <w:top w:w="70" w:type="dxa"/>
+              <w:bottom w:w="70" w:type="dxa"/>
+              <w:left w:w="90" w:type="dxa"/>
+              <w:right w:w="90" w:type="dxa"/>
             </w:tcMar>
           </w:tcPr>
           <w:p>
@@ -814,7 +814,7 @@
     </w:tbl>
     <w:p>
       <w:pPr>
-        <w:spacing w:after="120"/>
+        <w:spacing w:after="100"/>
       </w:pPr>
     </w:p>
     <w:p>
@@ -862,9 +862,9 @@
       <w:r>
         <w:rPr>
           <w:color w:val="C8D2E1"/>
-          <w:sz w:val="16"/>
+          <w:sz w:val="14"/>
         </w:rPr>
-        <w:t>_________________________________________________________________________________</w:t>
+        <w:t>———————————————————————————————————————————————————————————————————————————</w:t>
       </w:r>
     </w:p>
     <w:p>
@@ -927,17 +927,17 @@
         <w:tblLook w:firstColumn="1" w:firstRow="1" w:lastColumn="0" w:lastRow="0" w:noHBand="0" w:noVBand="1" w:val="04A0"/>
       </w:tblPr>
       <w:tblGrid>
-        <w:gridCol w:w="9029"/>
+        <w:gridCol w:w="9605"/>
       </w:tblGrid>
       <w:tr>
         <w:tc>
           <w:tcPr>
-            <w:tcW w:type="dxa" w:w="9360"/>
+            <w:tcW w:type="dxa" w:w="9504"/>
             <w:shd w:fill="EEF4FB"/>
             <w:tcMar>
               <w:top w:w="120" w:type="dxa"/>
               <w:bottom w:w="120" w:type="dxa"/>
-              <w:left w:w="200" w:type="dxa"/>
+              <w:left w:w="180" w:type="dxa"/>
               <w:right w:w="150" w:type="dxa"/>
             </w:tcMar>
             <w:tcBorders>
@@ -955,10 +955,65 @@
               <w:rPr>
                 <w:rFonts w:ascii="Calibri" w:hAnsi="Calibri"/>
                 <w:i/>
-                <w:color w:val="1F3864"/>
-                <w:sz w:val="20"/>
-              </w:rPr>
-              <w:t>"**Dihapus** dari K2026 (di luar positioning "Integrator AI"). Unsur gamifikasi terserap parsial pada `STC-501` UX Research &amp; `STC-701` XR. Diakui sebagai kredit bebas 3 SKS"</w:t>
+                <w:color w:val="262626"/>
+                <w:sz w:val="19"/>
+              </w:rPr>
+              <w:t>"</w:t>
+            </w:r>
+            <w:r>
+              <w:rPr>
+                <w:rFonts w:ascii="Calibri" w:hAnsi="Calibri"/>
+                <w:b/>
+                <w:i/>
+                <w:color w:val="262626"/>
+                <w:sz w:val="19"/>
+              </w:rPr>
+              <w:t>Dihapus</w:t>
+            </w:r>
+            <w:r>
+              <w:rPr>
+                <w:rFonts w:ascii="Calibri" w:hAnsi="Calibri"/>
+                <w:i/>
+                <w:color w:val="262626"/>
+                <w:sz w:val="19"/>
+              </w:rPr>
+              <w:t xml:space="preserve"> dari K2026 (di luar positioning "Integrator AI"). Unsur gamifikasi terserap parsial pada </w:t>
+            </w:r>
+            <w:r>
+              <w:rPr>
+                <w:rFonts w:ascii="Consolas" w:hAnsi="Consolas"/>
+                <w:i/>
+                <w:color w:val="A02828"/>
+                <w:sz w:val="18"/>
+              </w:rPr>
+              <w:t>STC-501</w:t>
+            </w:r>
+            <w:r>
+              <w:rPr>
+                <w:rFonts w:ascii="Calibri" w:hAnsi="Calibri"/>
+                <w:i/>
+                <w:color w:val="262626"/>
+                <w:sz w:val="19"/>
+              </w:rPr>
+              <w:t xml:space="preserve"> UX Research &amp; </w:t>
+            </w:r>
+            <w:r>
+              <w:rPr>
+                <w:rFonts w:ascii="Consolas" w:hAnsi="Consolas"/>
+                <w:i/>
+                <w:color w:val="A02828"/>
+                <w:sz w:val="18"/>
+              </w:rPr>
+              <w:t>STC-701</w:t>
+            </w:r>
+            <w:r>
+              <w:rPr>
+                <w:rFonts w:ascii="Calibri" w:hAnsi="Calibri"/>
+                <w:i/>
+                <w:color w:val="262626"/>
+                <w:sz w:val="19"/>
+              </w:rPr>
+              <w:t xml:space="preserve"> XR. Diakui sebagai kredit bebas 3 SKS"</w:t>
             </w:r>
           </w:p>
         </w:tc>
@@ -1229,9 +1284,9 @@
         </w:tblBorders>
       </w:tblPr>
       <w:tblGrid>
-        <w:gridCol w:w="3010"/>
-        <w:gridCol w:w="3010"/>
-        <w:gridCol w:w="3010"/>
+        <w:gridCol w:w="3202"/>
+        <w:gridCol w:w="3202"/>
+        <w:gridCol w:w="3202"/>
       </w:tblGrid>
       <w:tr>
         <w:trPr>
@@ -1241,7 +1296,7 @@
         </w:trPr>
         <w:tc>
           <w:tcPr>
-            <w:tcW w:type="dxa" w:w="3010"/>
+            <w:tcW w:type="dxa" w:w="3202"/>
             <w:vAlign w:val="center"/>
             <w:shd w:fill="1F3864"/>
             <w:tcMar>
@@ -1269,7 +1324,7 @@
         </w:tc>
         <w:tc>
           <w:tcPr>
-            <w:tcW w:type="dxa" w:w="3010"/>
+            <w:tcW w:type="dxa" w:w="3202"/>
             <w:vAlign w:val="center"/>
             <w:shd w:fill="1F3864"/>
             <w:tcMar>
@@ -1297,7 +1352,7 @@
         </w:tc>
         <w:tc>
           <w:tcPr>
-            <w:tcW w:type="dxa" w:w="3010"/>
+            <w:tcW w:type="dxa" w:w="3202"/>
             <w:vAlign w:val="center"/>
             <w:shd w:fill="1F3864"/>
             <w:tcMar>
@@ -1330,14 +1385,14 @@
         </w:trPr>
         <w:tc>
           <w:tcPr>
-            <w:tcW w:type="dxa" w:w="3010"/>
+            <w:tcW w:type="dxa" w:w="3202"/>
             <w:vAlign w:val="center"/>
             <w:shd w:fill="FFFFFF"/>
             <w:tcMar>
-              <w:top w:w="80" w:type="dxa"/>
-              <w:bottom w:w="80" w:type="dxa"/>
-              <w:left w:w="100" w:type="dxa"/>
-              <w:right w:w="100" w:type="dxa"/>
+              <w:top w:w="70" w:type="dxa"/>
+              <w:bottom w:w="70" w:type="dxa"/>
+              <w:left w:w="90" w:type="dxa"/>
+              <w:right w:w="90" w:type="dxa"/>
             </w:tcMar>
           </w:tcPr>
           <w:p>
@@ -1365,14 +1420,14 @@
         </w:tc>
         <w:tc>
           <w:tcPr>
-            <w:tcW w:type="dxa" w:w="3010"/>
+            <w:tcW w:type="dxa" w:w="3202"/>
             <w:vAlign w:val="center"/>
             <w:shd w:fill="FFFFFF"/>
             <w:tcMar>
-              <w:top w:w="80" w:type="dxa"/>
-              <w:bottom w:w="80" w:type="dxa"/>
-              <w:left w:w="100" w:type="dxa"/>
-              <w:right w:w="100" w:type="dxa"/>
+              <w:top w:w="70" w:type="dxa"/>
+              <w:bottom w:w="70" w:type="dxa"/>
+              <w:left w:w="90" w:type="dxa"/>
+              <w:right w:w="90" w:type="dxa"/>
             </w:tcMar>
           </w:tcPr>
           <w:p>
@@ -1417,14 +1472,14 @@
         </w:tc>
         <w:tc>
           <w:tcPr>
-            <w:tcW w:type="dxa" w:w="3010"/>
+            <w:tcW w:type="dxa" w:w="3202"/>
             <w:vAlign w:val="center"/>
             <w:shd w:fill="FFFFFF"/>
             <w:tcMar>
-              <w:top w:w="80" w:type="dxa"/>
-              <w:bottom w:w="80" w:type="dxa"/>
-              <w:left w:w="100" w:type="dxa"/>
-              <w:right w:w="100" w:type="dxa"/>
+              <w:top w:w="70" w:type="dxa"/>
+              <w:bottom w:w="70" w:type="dxa"/>
+              <w:left w:w="90" w:type="dxa"/>
+              <w:right w:w="90" w:type="dxa"/>
             </w:tcMar>
           </w:tcPr>
           <w:p>
@@ -1458,14 +1513,14 @@
         </w:trPr>
         <w:tc>
           <w:tcPr>
-            <w:tcW w:type="dxa" w:w="3010"/>
+            <w:tcW w:type="dxa" w:w="3202"/>
             <w:vAlign w:val="center"/>
             <w:shd w:fill="F2F5F9"/>
             <w:tcMar>
-              <w:top w:w="80" w:type="dxa"/>
-              <w:bottom w:w="80" w:type="dxa"/>
-              <w:left w:w="100" w:type="dxa"/>
-              <w:right w:w="100" w:type="dxa"/>
+              <w:top w:w="70" w:type="dxa"/>
+              <w:bottom w:w="70" w:type="dxa"/>
+              <w:left w:w="90" w:type="dxa"/>
+              <w:right w:w="90" w:type="dxa"/>
             </w:tcMar>
           </w:tcPr>
           <w:p>
@@ -1493,14 +1548,14 @@
         </w:tc>
         <w:tc>
           <w:tcPr>
-            <w:tcW w:type="dxa" w:w="3010"/>
+            <w:tcW w:type="dxa" w:w="3202"/>
             <w:vAlign w:val="center"/>
             <w:shd w:fill="F2F5F9"/>
             <w:tcMar>
-              <w:top w:w="80" w:type="dxa"/>
-              <w:bottom w:w="80" w:type="dxa"/>
-              <w:left w:w="100" w:type="dxa"/>
-              <w:right w:w="100" w:type="dxa"/>
+              <w:top w:w="70" w:type="dxa"/>
+              <w:bottom w:w="70" w:type="dxa"/>
+              <w:left w:w="90" w:type="dxa"/>
+              <w:right w:w="90" w:type="dxa"/>
             </w:tcMar>
           </w:tcPr>
           <w:p>
@@ -1545,14 +1600,14 @@
         </w:tc>
         <w:tc>
           <w:tcPr>
-            <w:tcW w:type="dxa" w:w="3010"/>
+            <w:tcW w:type="dxa" w:w="3202"/>
             <w:vAlign w:val="center"/>
             <w:shd w:fill="F2F5F9"/>
             <w:tcMar>
-              <w:top w:w="80" w:type="dxa"/>
-              <w:bottom w:w="80" w:type="dxa"/>
-              <w:left w:w="100" w:type="dxa"/>
-              <w:right w:w="100" w:type="dxa"/>
+              <w:top w:w="70" w:type="dxa"/>
+              <w:bottom w:w="70" w:type="dxa"/>
+              <w:left w:w="90" w:type="dxa"/>
+              <w:right w:w="90" w:type="dxa"/>
             </w:tcMar>
           </w:tcPr>
           <w:p>
@@ -1583,7 +1638,7 @@
     </w:tbl>
     <w:p>
       <w:pPr>
-        <w:spacing w:after="120"/>
+        <w:spacing w:after="100"/>
       </w:pPr>
     </w:p>
     <w:p>
@@ -1641,9 +1696,9 @@
         </w:tblBorders>
       </w:tblPr>
       <w:tblGrid>
-        <w:gridCol w:w="3010"/>
-        <w:gridCol w:w="3010"/>
-        <w:gridCol w:w="3010"/>
+        <w:gridCol w:w="3202"/>
+        <w:gridCol w:w="3202"/>
+        <w:gridCol w:w="3202"/>
       </w:tblGrid>
       <w:tr>
         <w:trPr>
@@ -1653,7 +1708,7 @@
         </w:trPr>
         <w:tc>
           <w:tcPr>
-            <w:tcW w:type="dxa" w:w="3010"/>
+            <w:tcW w:type="dxa" w:w="3202"/>
             <w:vAlign w:val="center"/>
             <w:shd w:fill="1F3864"/>
             <w:tcMar>
@@ -1681,7 +1736,7 @@
         </w:tc>
         <w:tc>
           <w:tcPr>
-            <w:tcW w:type="dxa" w:w="3010"/>
+            <w:tcW w:type="dxa" w:w="3202"/>
             <w:vAlign w:val="center"/>
             <w:shd w:fill="1F3864"/>
             <w:tcMar>
@@ -1709,7 +1764,7 @@
         </w:tc>
         <w:tc>
           <w:tcPr>
-            <w:tcW w:type="dxa" w:w="3010"/>
+            <w:tcW w:type="dxa" w:w="3202"/>
             <w:vAlign w:val="center"/>
             <w:shd w:fill="1F3864"/>
             <w:tcMar>
@@ -1742,14 +1797,14 @@
         </w:trPr>
         <w:tc>
           <w:tcPr>
-            <w:tcW w:type="dxa" w:w="3010"/>
+            <w:tcW w:type="dxa" w:w="3202"/>
             <w:vAlign w:val="center"/>
             <w:shd w:fill="FFFFFF"/>
             <w:tcMar>
-              <w:top w:w="80" w:type="dxa"/>
-              <w:bottom w:w="80" w:type="dxa"/>
-              <w:left w:w="100" w:type="dxa"/>
-              <w:right w:w="100" w:type="dxa"/>
+              <w:top w:w="70" w:type="dxa"/>
+              <w:bottom w:w="70" w:type="dxa"/>
+              <w:left w:w="90" w:type="dxa"/>
+              <w:right w:w="90" w:type="dxa"/>
             </w:tcMar>
           </w:tcPr>
           <w:p>
@@ -1777,14 +1832,14 @@
         </w:tc>
         <w:tc>
           <w:tcPr>
-            <w:tcW w:type="dxa" w:w="3010"/>
+            <w:tcW w:type="dxa" w:w="3202"/>
             <w:vAlign w:val="center"/>
             <w:shd w:fill="FFFFFF"/>
             <w:tcMar>
-              <w:top w:w="80" w:type="dxa"/>
-              <w:bottom w:w="80" w:type="dxa"/>
-              <w:left w:w="100" w:type="dxa"/>
-              <w:right w:w="100" w:type="dxa"/>
+              <w:top w:w="70" w:type="dxa"/>
+              <w:bottom w:w="70" w:type="dxa"/>
+              <w:left w:w="90" w:type="dxa"/>
+              <w:right w:w="90" w:type="dxa"/>
             </w:tcMar>
           </w:tcPr>
           <w:p>
@@ -1804,14 +1859,14 @@
         </w:tc>
         <w:tc>
           <w:tcPr>
-            <w:tcW w:type="dxa" w:w="3010"/>
+            <w:tcW w:type="dxa" w:w="3202"/>
             <w:vAlign w:val="center"/>
             <w:shd w:fill="FFFFFF"/>
             <w:tcMar>
-              <w:top w:w="80" w:type="dxa"/>
-              <w:bottom w:w="80" w:type="dxa"/>
-              <w:left w:w="100" w:type="dxa"/>
-              <w:right w:w="100" w:type="dxa"/>
+              <w:top w:w="70" w:type="dxa"/>
+              <w:bottom w:w="70" w:type="dxa"/>
+              <w:left w:w="90" w:type="dxa"/>
+              <w:right w:w="90" w:type="dxa"/>
             </w:tcMar>
           </w:tcPr>
           <w:p>
@@ -1850,7 +1905,7 @@
     </w:tbl>
     <w:p>
       <w:pPr>
-        <w:spacing w:after="120"/>
+        <w:spacing w:after="100"/>
       </w:pPr>
     </w:p>
     <w:p>
@@ -1890,9 +1945,9 @@
       <w:r>
         <w:rPr>
           <w:color w:val="C8D2E1"/>
-          <w:sz w:val="16"/>
+          <w:sz w:val="14"/>
         </w:rPr>
-        <w:t>_________________________________________________________________________________</w:t>
+        <w:t>———————————————————————————————————————————————————————————————————————————</w:t>
       </w:r>
     </w:p>
     <w:p>
@@ -1940,17 +1995,17 @@
         <w:tblLook w:firstColumn="1" w:firstRow="1" w:lastColumn="0" w:lastRow="0" w:noHBand="0" w:noVBand="1" w:val="04A0"/>
       </w:tblPr>
       <w:tblGrid>
-        <w:gridCol w:w="9029"/>
+        <w:gridCol w:w="9605"/>
       </w:tblGrid>
       <w:tr>
         <w:tc>
           <w:tcPr>
-            <w:tcW w:type="dxa" w:w="9360"/>
+            <w:tcW w:type="dxa" w:w="9504"/>
             <w:shd w:fill="EEF4FB"/>
             <w:tcMar>
               <w:top w:w="120" w:type="dxa"/>
               <w:bottom w:w="120" w:type="dxa"/>
-              <w:left w:w="200" w:type="dxa"/>
+              <w:left w:w="180" w:type="dxa"/>
               <w:right w:w="150" w:type="dxa"/>
             </w:tcMar>
             <w:tcBorders>
@@ -1968,10 +2023,65 @@
               <w:rPr>
                 <w:rFonts w:ascii="Calibri" w:hAnsi="Calibri"/>
                 <w:i/>
-                <w:color w:val="1F3864"/>
-                <w:sz w:val="20"/>
-              </w:rPr>
-              <w:t>"**Dihapus** dari K2026 (bertumpang dengan ranah riset algoritma Prodi TI, Dok. 016). Unsur ekstraksi fitur sinyal terserap parsial pada `STI-626` Deep Learning &amp; `STA-703` Smart Surveillance. Diakui sebagai kredit bebas 3 SKS"</w:t>
+                <w:color w:val="262626"/>
+                <w:sz w:val="19"/>
+              </w:rPr>
+              <w:t>"</w:t>
+            </w:r>
+            <w:r>
+              <w:rPr>
+                <w:rFonts w:ascii="Calibri" w:hAnsi="Calibri"/>
+                <w:b/>
+                <w:i/>
+                <w:color w:val="262626"/>
+                <w:sz w:val="19"/>
+              </w:rPr>
+              <w:t>Dihapus</w:t>
+            </w:r>
+            <w:r>
+              <w:rPr>
+                <w:rFonts w:ascii="Calibri" w:hAnsi="Calibri"/>
+                <w:i/>
+                <w:color w:val="262626"/>
+                <w:sz w:val="19"/>
+              </w:rPr>
+              <w:t xml:space="preserve"> dari K2026 (bertumpang dengan ranah riset algoritma Prodi TI, Dok. 016). Unsur ekstraksi fitur sinyal terserap parsial pada </w:t>
+            </w:r>
+            <w:r>
+              <w:rPr>
+                <w:rFonts w:ascii="Consolas" w:hAnsi="Consolas"/>
+                <w:i/>
+                <w:color w:val="A02828"/>
+                <w:sz w:val="18"/>
+              </w:rPr>
+              <w:t>STI-626</w:t>
+            </w:r>
+            <w:r>
+              <w:rPr>
+                <w:rFonts w:ascii="Calibri" w:hAnsi="Calibri"/>
+                <w:i/>
+                <w:color w:val="262626"/>
+                <w:sz w:val="19"/>
+              </w:rPr>
+              <w:t xml:space="preserve"> Deep Learning &amp; </w:t>
+            </w:r>
+            <w:r>
+              <w:rPr>
+                <w:rFonts w:ascii="Consolas" w:hAnsi="Consolas"/>
+                <w:i/>
+                <w:color w:val="A02828"/>
+                <w:sz w:val="18"/>
+              </w:rPr>
+              <w:t>STA-703</w:t>
+            </w:r>
+            <w:r>
+              <w:rPr>
+                <w:rFonts w:ascii="Calibri" w:hAnsi="Calibri"/>
+                <w:i/>
+                <w:color w:val="262626"/>
+                <w:sz w:val="19"/>
+              </w:rPr>
+              <w:t xml:space="preserve"> Smart Surveillance. Diakui sebagai kredit bebas 3 SKS"</w:t>
             </w:r>
           </w:p>
         </w:tc>
@@ -2258,9 +2368,9 @@
         </w:tblBorders>
       </w:tblPr>
       <w:tblGrid>
-        <w:gridCol w:w="3010"/>
-        <w:gridCol w:w="3010"/>
-        <w:gridCol w:w="3010"/>
+        <w:gridCol w:w="3202"/>
+        <w:gridCol w:w="3202"/>
+        <w:gridCol w:w="3202"/>
       </w:tblGrid>
       <w:tr>
         <w:trPr>
@@ -2270,7 +2380,7 @@
         </w:trPr>
         <w:tc>
           <w:tcPr>
-            <w:tcW w:type="dxa" w:w="3010"/>
+            <w:tcW w:type="dxa" w:w="3202"/>
             <w:vAlign w:val="center"/>
             <w:shd w:fill="1F3864"/>
             <w:tcMar>
@@ -2298,7 +2408,7 @@
         </w:tc>
         <w:tc>
           <w:tcPr>
-            <w:tcW w:type="dxa" w:w="3010"/>
+            <w:tcW w:type="dxa" w:w="3202"/>
             <w:vAlign w:val="center"/>
             <w:shd w:fill="1F3864"/>
             <w:tcMar>
@@ -2326,7 +2436,7 @@
         </w:tc>
         <w:tc>
           <w:tcPr>
-            <w:tcW w:type="dxa" w:w="3010"/>
+            <w:tcW w:type="dxa" w:w="3202"/>
             <w:vAlign w:val="center"/>
             <w:shd w:fill="1F3864"/>
             <w:tcMar>
@@ -2359,14 +2469,14 @@
         </w:trPr>
         <w:tc>
           <w:tcPr>
-            <w:tcW w:type="dxa" w:w="3010"/>
+            <w:tcW w:type="dxa" w:w="3202"/>
             <w:vAlign w:val="center"/>
             <w:shd w:fill="FFFFFF"/>
             <w:tcMar>
-              <w:top w:w="80" w:type="dxa"/>
-              <w:bottom w:w="80" w:type="dxa"/>
-              <w:left w:w="100" w:type="dxa"/>
-              <w:right w:w="100" w:type="dxa"/>
+              <w:top w:w="70" w:type="dxa"/>
+              <w:bottom w:w="70" w:type="dxa"/>
+              <w:left w:w="90" w:type="dxa"/>
+              <w:right w:w="90" w:type="dxa"/>
             </w:tcMar>
           </w:tcPr>
           <w:p>
@@ -2394,14 +2504,14 @@
         </w:tc>
         <w:tc>
           <w:tcPr>
-            <w:tcW w:type="dxa" w:w="3010"/>
+            <w:tcW w:type="dxa" w:w="3202"/>
             <w:vAlign w:val="center"/>
             <w:shd w:fill="FFFFFF"/>
             <w:tcMar>
-              <w:top w:w="80" w:type="dxa"/>
-              <w:bottom w:w="80" w:type="dxa"/>
-              <w:left w:w="100" w:type="dxa"/>
-              <w:right w:w="100" w:type="dxa"/>
+              <w:top w:w="70" w:type="dxa"/>
+              <w:bottom w:w="70" w:type="dxa"/>
+              <w:left w:w="90" w:type="dxa"/>
+              <w:right w:w="90" w:type="dxa"/>
             </w:tcMar>
           </w:tcPr>
           <w:p>
@@ -2479,14 +2589,14 @@
         </w:tc>
         <w:tc>
           <w:tcPr>
-            <w:tcW w:type="dxa" w:w="3010"/>
+            <w:tcW w:type="dxa" w:w="3202"/>
             <w:vAlign w:val="center"/>
             <w:shd w:fill="FFFFFF"/>
             <w:tcMar>
-              <w:top w:w="80" w:type="dxa"/>
-              <w:bottom w:w="80" w:type="dxa"/>
-              <w:left w:w="100" w:type="dxa"/>
-              <w:right w:w="100" w:type="dxa"/>
+              <w:top w:w="70" w:type="dxa"/>
+              <w:bottom w:w="70" w:type="dxa"/>
+              <w:left w:w="90" w:type="dxa"/>
+              <w:right w:w="90" w:type="dxa"/>
             </w:tcMar>
           </w:tcPr>
           <w:p>
@@ -2528,14 +2638,14 @@
         </w:trPr>
         <w:tc>
           <w:tcPr>
-            <w:tcW w:type="dxa" w:w="3010"/>
+            <w:tcW w:type="dxa" w:w="3202"/>
             <w:vAlign w:val="center"/>
             <w:shd w:fill="F2F5F9"/>
             <w:tcMar>
-              <w:top w:w="80" w:type="dxa"/>
-              <w:bottom w:w="80" w:type="dxa"/>
-              <w:left w:w="100" w:type="dxa"/>
-              <w:right w:w="100" w:type="dxa"/>
+              <w:top w:w="70" w:type="dxa"/>
+              <w:bottom w:w="70" w:type="dxa"/>
+              <w:left w:w="90" w:type="dxa"/>
+              <w:right w:w="90" w:type="dxa"/>
             </w:tcMar>
           </w:tcPr>
           <w:p>
@@ -2563,14 +2673,14 @@
         </w:tc>
         <w:tc>
           <w:tcPr>
-            <w:tcW w:type="dxa" w:w="3010"/>
+            <w:tcW w:type="dxa" w:w="3202"/>
             <w:vAlign w:val="center"/>
             <w:shd w:fill="F2F5F9"/>
             <w:tcMar>
-              <w:top w:w="80" w:type="dxa"/>
-              <w:bottom w:w="80" w:type="dxa"/>
-              <w:left w:w="100" w:type="dxa"/>
-              <w:right w:w="100" w:type="dxa"/>
+              <w:top w:w="70" w:type="dxa"/>
+              <w:bottom w:w="70" w:type="dxa"/>
+              <w:left w:w="90" w:type="dxa"/>
+              <w:right w:w="90" w:type="dxa"/>
             </w:tcMar>
           </w:tcPr>
           <w:p>
@@ -2616,14 +2726,14 @@
         </w:tc>
         <w:tc>
           <w:tcPr>
-            <w:tcW w:type="dxa" w:w="3010"/>
+            <w:tcW w:type="dxa" w:w="3202"/>
             <w:vAlign w:val="center"/>
             <w:shd w:fill="F2F5F9"/>
             <w:tcMar>
-              <w:top w:w="80" w:type="dxa"/>
-              <w:bottom w:w="80" w:type="dxa"/>
-              <w:left w:w="100" w:type="dxa"/>
-              <w:right w:w="100" w:type="dxa"/>
+              <w:top w:w="70" w:type="dxa"/>
+              <w:bottom w:w="70" w:type="dxa"/>
+              <w:left w:w="90" w:type="dxa"/>
+              <w:right w:w="90" w:type="dxa"/>
             </w:tcMar>
           </w:tcPr>
           <w:p>
@@ -2654,7 +2764,7 @@
     </w:tbl>
     <w:p>
       <w:pPr>
-        <w:spacing w:after="120"/>
+        <w:spacing w:after="100"/>
       </w:pPr>
     </w:p>
     <w:p>
@@ -2799,9 +2909,9 @@
       <w:r>
         <w:rPr>
           <w:color w:val="C8D2E1"/>
-          <w:sz w:val="16"/>
+          <w:sz w:val="14"/>
         </w:rPr>
-        <w:t>_________________________________________________________________________________</w:t>
+        <w:t>———————————————————————————————————————————————————————————————————————————</w:t>
       </w:r>
     </w:p>
     <w:p>
@@ -3015,9 +3125,9 @@
       <w:r>
         <w:rPr>
           <w:color w:val="C8D2E1"/>
-          <w:sz w:val="16"/>
+          <w:sz w:val="14"/>
         </w:rPr>
-        <w:t>_________________________________________________________________________________</w:t>
+        <w:t>———————————————————————————————————————————————————————————————————————————</w:t>
       </w:r>
     </w:p>
     <w:p>
@@ -3096,9 +3206,9 @@
         </w:tblBorders>
       </w:tblPr>
       <w:tblGrid>
-        <w:gridCol w:w="3010"/>
-        <w:gridCol w:w="3010"/>
-        <w:gridCol w:w="3010"/>
+        <w:gridCol w:w="3202"/>
+        <w:gridCol w:w="3202"/>
+        <w:gridCol w:w="3202"/>
       </w:tblGrid>
       <w:tr>
         <w:trPr>
@@ -3108,7 +3218,7 @@
         </w:trPr>
         <w:tc>
           <w:tcPr>
-            <w:tcW w:type="dxa" w:w="3010"/>
+            <w:tcW w:type="dxa" w:w="3202"/>
             <w:vAlign w:val="center"/>
             <w:shd w:fill="1F3864"/>
             <w:tcMar>
@@ -3136,7 +3246,7 @@
         </w:tc>
         <w:tc>
           <w:tcPr>
-            <w:tcW w:type="dxa" w:w="3010"/>
+            <w:tcW w:type="dxa" w:w="3202"/>
             <w:vAlign w:val="center"/>
             <w:shd w:fill="1F3864"/>
             <w:tcMar>
@@ -3164,7 +3274,7 @@
         </w:tc>
         <w:tc>
           <w:tcPr>
-            <w:tcW w:type="dxa" w:w="3010"/>
+            <w:tcW w:type="dxa" w:w="3202"/>
             <w:vAlign w:val="center"/>
             <w:shd w:fill="1F3864"/>
             <w:tcMar>
@@ -3197,14 +3307,14 @@
         </w:trPr>
         <w:tc>
           <w:tcPr>
-            <w:tcW w:type="dxa" w:w="3010"/>
+            <w:tcW w:type="dxa" w:w="3202"/>
             <w:vAlign w:val="center"/>
             <w:shd w:fill="FFFFFF"/>
             <w:tcMar>
-              <w:top w:w="80" w:type="dxa"/>
-              <w:bottom w:w="80" w:type="dxa"/>
-              <w:left w:w="100" w:type="dxa"/>
-              <w:right w:w="100" w:type="dxa"/>
+              <w:top w:w="70" w:type="dxa"/>
+              <w:bottom w:w="70" w:type="dxa"/>
+              <w:left w:w="90" w:type="dxa"/>
+              <w:right w:w="90" w:type="dxa"/>
             </w:tcMar>
           </w:tcPr>
           <w:p>
@@ -3241,14 +3351,14 @@
         </w:tc>
         <w:tc>
           <w:tcPr>
-            <w:tcW w:type="dxa" w:w="3010"/>
+            <w:tcW w:type="dxa" w:w="3202"/>
             <w:vAlign w:val="center"/>
             <w:shd w:fill="FFFFFF"/>
             <w:tcMar>
-              <w:top w:w="80" w:type="dxa"/>
-              <w:bottom w:w="80" w:type="dxa"/>
-              <w:left w:w="100" w:type="dxa"/>
-              <w:right w:w="100" w:type="dxa"/>
+              <w:top w:w="70" w:type="dxa"/>
+              <w:bottom w:w="70" w:type="dxa"/>
+              <w:left w:w="90" w:type="dxa"/>
+              <w:right w:w="90" w:type="dxa"/>
             </w:tcMar>
           </w:tcPr>
           <w:p>
@@ -3302,14 +3412,14 @@
         </w:tc>
         <w:tc>
           <w:tcPr>
-            <w:tcW w:type="dxa" w:w="3010"/>
+            <w:tcW w:type="dxa" w:w="3202"/>
             <w:vAlign w:val="center"/>
             <w:shd w:fill="FFFFFF"/>
             <w:tcMar>
-              <w:top w:w="80" w:type="dxa"/>
-              <w:bottom w:w="80" w:type="dxa"/>
-              <w:left w:w="100" w:type="dxa"/>
-              <w:right w:w="100" w:type="dxa"/>
+              <w:top w:w="70" w:type="dxa"/>
+              <w:bottom w:w="70" w:type="dxa"/>
+              <w:left w:w="90" w:type="dxa"/>
+              <w:right w:w="90" w:type="dxa"/>
             </w:tcMar>
           </w:tcPr>
           <w:p>
@@ -3334,14 +3444,14 @@
         </w:trPr>
         <w:tc>
           <w:tcPr>
-            <w:tcW w:type="dxa" w:w="3010"/>
+            <w:tcW w:type="dxa" w:w="3202"/>
             <w:vAlign w:val="center"/>
             <w:shd w:fill="F2F5F9"/>
             <w:tcMar>
-              <w:top w:w="80" w:type="dxa"/>
-              <w:bottom w:w="80" w:type="dxa"/>
-              <w:left w:w="100" w:type="dxa"/>
-              <w:right w:w="100" w:type="dxa"/>
+              <w:top w:w="70" w:type="dxa"/>
+              <w:bottom w:w="70" w:type="dxa"/>
+              <w:left w:w="90" w:type="dxa"/>
+              <w:right w:w="90" w:type="dxa"/>
             </w:tcMar>
           </w:tcPr>
           <w:p>
@@ -3370,14 +3480,14 @@
         </w:tc>
         <w:tc>
           <w:tcPr>
-            <w:tcW w:type="dxa" w:w="3010"/>
+            <w:tcW w:type="dxa" w:w="3202"/>
             <w:vAlign w:val="center"/>
             <w:shd w:fill="F2F5F9"/>
             <w:tcMar>
-              <w:top w:w="80" w:type="dxa"/>
-              <w:bottom w:w="80" w:type="dxa"/>
-              <w:left w:w="100" w:type="dxa"/>
-              <w:right w:w="100" w:type="dxa"/>
+              <w:top w:w="70" w:type="dxa"/>
+              <w:bottom w:w="70" w:type="dxa"/>
+              <w:left w:w="90" w:type="dxa"/>
+              <w:right w:w="90" w:type="dxa"/>
             </w:tcMar>
           </w:tcPr>
           <w:p>
@@ -3461,14 +3571,14 @@
         </w:tc>
         <w:tc>
           <w:tcPr>
-            <w:tcW w:type="dxa" w:w="3010"/>
+            <w:tcW w:type="dxa" w:w="3202"/>
             <w:vAlign w:val="center"/>
             <w:shd w:fill="F2F5F9"/>
             <w:tcMar>
-              <w:top w:w="80" w:type="dxa"/>
-              <w:bottom w:w="80" w:type="dxa"/>
-              <w:left w:w="100" w:type="dxa"/>
-              <w:right w:w="100" w:type="dxa"/>
+              <w:top w:w="70" w:type="dxa"/>
+              <w:bottom w:w="70" w:type="dxa"/>
+              <w:left w:w="90" w:type="dxa"/>
+              <w:right w:w="90" w:type="dxa"/>
             </w:tcMar>
           </w:tcPr>
           <w:p>
@@ -3499,7 +3609,7 @@
     </w:tbl>
     <w:p>
       <w:pPr>
-        <w:spacing w:after="120"/>
+        <w:spacing w:after="100"/>
       </w:pPr>
     </w:p>
     <w:p>
@@ -3593,9 +3703,9 @@
         </w:tblBorders>
       </w:tblPr>
       <w:tblGrid>
-        <w:gridCol w:w="3010"/>
-        <w:gridCol w:w="3010"/>
-        <w:gridCol w:w="3010"/>
+        <w:gridCol w:w="3202"/>
+        <w:gridCol w:w="3202"/>
+        <w:gridCol w:w="3202"/>
       </w:tblGrid>
       <w:tr>
         <w:trPr>
@@ -3605,7 +3715,7 @@
         </w:trPr>
         <w:tc>
           <w:tcPr>
-            <w:tcW w:type="dxa" w:w="3010"/>
+            <w:tcW w:type="dxa" w:w="3202"/>
             <w:vAlign w:val="center"/>
             <w:shd w:fill="1F3864"/>
             <w:tcMar>
@@ -3633,7 +3743,7 @@
         </w:tc>
         <w:tc>
           <w:tcPr>
-            <w:tcW w:type="dxa" w:w="3010"/>
+            <w:tcW w:type="dxa" w:w="3202"/>
             <w:vAlign w:val="center"/>
             <w:shd w:fill="1F3864"/>
             <w:tcMar>
@@ -3661,7 +3771,7 @@
         </w:tc>
         <w:tc>
           <w:tcPr>
-            <w:tcW w:type="dxa" w:w="3010"/>
+            <w:tcW w:type="dxa" w:w="3202"/>
             <w:vAlign w:val="center"/>
             <w:shd w:fill="1F3864"/>
             <w:tcMar>
@@ -3694,14 +3804,14 @@
         </w:trPr>
         <w:tc>
           <w:tcPr>
-            <w:tcW w:type="dxa" w:w="3010"/>
+            <w:tcW w:type="dxa" w:w="3202"/>
             <w:vAlign w:val="center"/>
             <w:shd w:fill="FFFFFF"/>
             <w:tcMar>
-              <w:top w:w="80" w:type="dxa"/>
-              <w:bottom w:w="80" w:type="dxa"/>
-              <w:left w:w="100" w:type="dxa"/>
-              <w:right w:w="100" w:type="dxa"/>
+              <w:top w:w="70" w:type="dxa"/>
+              <w:bottom w:w="70" w:type="dxa"/>
+              <w:left w:w="90" w:type="dxa"/>
+              <w:right w:w="90" w:type="dxa"/>
             </w:tcMar>
           </w:tcPr>
           <w:p>
@@ -3721,14 +3831,14 @@
         </w:tc>
         <w:tc>
           <w:tcPr>
-            <w:tcW w:type="dxa" w:w="3010"/>
+            <w:tcW w:type="dxa" w:w="3202"/>
             <w:vAlign w:val="center"/>
             <w:shd w:fill="FFFFFF"/>
             <w:tcMar>
-              <w:top w:w="80" w:type="dxa"/>
-              <w:bottom w:w="80" w:type="dxa"/>
-              <w:left w:w="100" w:type="dxa"/>
-              <w:right w:w="100" w:type="dxa"/>
+              <w:top w:w="70" w:type="dxa"/>
+              <w:bottom w:w="70" w:type="dxa"/>
+              <w:left w:w="90" w:type="dxa"/>
+              <w:right w:w="90" w:type="dxa"/>
             </w:tcMar>
           </w:tcPr>
           <w:p>
@@ -3764,14 +3874,14 @@
         </w:tc>
         <w:tc>
           <w:tcPr>
-            <w:tcW w:type="dxa" w:w="3010"/>
+            <w:tcW w:type="dxa" w:w="3202"/>
             <w:vAlign w:val="center"/>
             <w:shd w:fill="FFFFFF"/>
             <w:tcMar>
-              <w:top w:w="80" w:type="dxa"/>
-              <w:bottom w:w="80" w:type="dxa"/>
-              <w:left w:w="100" w:type="dxa"/>
-              <w:right w:w="100" w:type="dxa"/>
+              <w:top w:w="70" w:type="dxa"/>
+              <w:bottom w:w="70" w:type="dxa"/>
+              <w:left w:w="90" w:type="dxa"/>
+              <w:right w:w="90" w:type="dxa"/>
             </w:tcMar>
           </w:tcPr>
           <w:p>
@@ -3797,14 +3907,14 @@
         </w:trPr>
         <w:tc>
           <w:tcPr>
-            <w:tcW w:type="dxa" w:w="3010"/>
+            <w:tcW w:type="dxa" w:w="3202"/>
             <w:vAlign w:val="center"/>
             <w:shd w:fill="F2F5F9"/>
             <w:tcMar>
-              <w:top w:w="80" w:type="dxa"/>
-              <w:bottom w:w="80" w:type="dxa"/>
-              <w:left w:w="100" w:type="dxa"/>
-              <w:right w:w="100" w:type="dxa"/>
+              <w:top w:w="70" w:type="dxa"/>
+              <w:bottom w:w="70" w:type="dxa"/>
+              <w:left w:w="90" w:type="dxa"/>
+              <w:right w:w="90" w:type="dxa"/>
             </w:tcMar>
           </w:tcPr>
           <w:p>
@@ -3824,14 +3934,14 @@
         </w:tc>
         <w:tc>
           <w:tcPr>
-            <w:tcW w:type="dxa" w:w="3010"/>
+            <w:tcW w:type="dxa" w:w="3202"/>
             <w:vAlign w:val="center"/>
             <w:shd w:fill="F2F5F9"/>
             <w:tcMar>
-              <w:top w:w="80" w:type="dxa"/>
-              <w:bottom w:w="80" w:type="dxa"/>
-              <w:left w:w="100" w:type="dxa"/>
-              <w:right w:w="100" w:type="dxa"/>
+              <w:top w:w="70" w:type="dxa"/>
+              <w:bottom w:w="70" w:type="dxa"/>
+              <w:left w:w="90" w:type="dxa"/>
+              <w:right w:w="90" w:type="dxa"/>
             </w:tcMar>
           </w:tcPr>
           <w:p>
@@ -3883,14 +3993,14 @@
         </w:tc>
         <w:tc>
           <w:tcPr>
-            <w:tcW w:type="dxa" w:w="3010"/>
+            <w:tcW w:type="dxa" w:w="3202"/>
             <w:vAlign w:val="center"/>
             <w:shd w:fill="F2F5F9"/>
             <w:tcMar>
-              <w:top w:w="80" w:type="dxa"/>
-              <w:bottom w:w="80" w:type="dxa"/>
-              <w:left w:w="100" w:type="dxa"/>
-              <w:right w:w="100" w:type="dxa"/>
+              <w:top w:w="70" w:type="dxa"/>
+              <w:bottom w:w="70" w:type="dxa"/>
+              <w:left w:w="90" w:type="dxa"/>
+              <w:right w:w="90" w:type="dxa"/>
             </w:tcMar>
           </w:tcPr>
           <w:p>
@@ -3913,7 +4023,7 @@
     </w:tbl>
     <w:p>
       <w:pPr>
-        <w:spacing w:after="120"/>
+        <w:spacing w:after="100"/>
       </w:pPr>
     </w:p>
     <w:p>
@@ -3936,9 +4046,9 @@
       <w:r>
         <w:rPr>
           <w:color w:val="C8D2E1"/>
-          <w:sz w:val="16"/>
+          <w:sz w:val="14"/>
         </w:rPr>
-        <w:t>_________________________________________________________________________________</w:t>
+        <w:t>———————————————————————————————————————————————————————————————————————————</w:t>
       </w:r>
     </w:p>
     <w:p>
@@ -3972,10 +4082,10 @@
         </w:tblBorders>
       </w:tblPr>
       <w:tblGrid>
-        <w:gridCol w:w="2257"/>
-        <w:gridCol w:w="2257"/>
-        <w:gridCol w:w="2257"/>
-        <w:gridCol w:w="2257"/>
+        <w:gridCol w:w="2401"/>
+        <w:gridCol w:w="2401"/>
+        <w:gridCol w:w="2401"/>
+        <w:gridCol w:w="2401"/>
       </w:tblGrid>
       <w:tr>
         <w:trPr>
@@ -3985,7 +4095,7 @@
         </w:trPr>
         <w:tc>
           <w:tcPr>
-            <w:tcW w:type="dxa" w:w="2257"/>
+            <w:tcW w:type="dxa" w:w="2401"/>
             <w:vAlign w:val="center"/>
             <w:shd w:fill="1F3864"/>
             <w:tcMar>
@@ -4013,7 +4123,7 @@
         </w:tc>
         <w:tc>
           <w:tcPr>
-            <w:tcW w:type="dxa" w:w="2257"/>
+            <w:tcW w:type="dxa" w:w="2401"/>
             <w:vAlign w:val="center"/>
             <w:shd w:fill="1F3864"/>
             <w:tcMar>
@@ -4041,7 +4151,7 @@
         </w:tc>
         <w:tc>
           <w:tcPr>
-            <w:tcW w:type="dxa" w:w="2257"/>
+            <w:tcW w:type="dxa" w:w="2401"/>
             <w:vAlign w:val="center"/>
             <w:shd w:fill="1F3864"/>
             <w:tcMar>
@@ -4069,7 +4179,7 @@
         </w:tc>
         <w:tc>
           <w:tcPr>
-            <w:tcW w:type="dxa" w:w="2257"/>
+            <w:tcW w:type="dxa" w:w="2401"/>
             <w:vAlign w:val="center"/>
             <w:shd w:fill="1F3864"/>
             <w:tcMar>
@@ -4102,14 +4212,14 @@
         </w:trPr>
         <w:tc>
           <w:tcPr>
-            <w:tcW w:type="dxa" w:w="2257"/>
+            <w:tcW w:type="dxa" w:w="2401"/>
             <w:vAlign w:val="center"/>
             <w:shd w:fill="FFFFFF"/>
             <w:tcMar>
-              <w:top w:w="80" w:type="dxa"/>
-              <w:bottom w:w="80" w:type="dxa"/>
-              <w:left w:w="100" w:type="dxa"/>
-              <w:right w:w="100" w:type="dxa"/>
+              <w:top w:w="70" w:type="dxa"/>
+              <w:bottom w:w="70" w:type="dxa"/>
+              <w:left w:w="90" w:type="dxa"/>
+              <w:right w:w="90" w:type="dxa"/>
             </w:tcMar>
           </w:tcPr>
           <w:p>
@@ -4129,14 +4239,14 @@
         </w:tc>
         <w:tc>
           <w:tcPr>
-            <w:tcW w:type="dxa" w:w="2257"/>
+            <w:tcW w:type="dxa" w:w="2401"/>
             <w:vAlign w:val="center"/>
             <w:shd w:fill="FFFFFF"/>
             <w:tcMar>
-              <w:top w:w="80" w:type="dxa"/>
-              <w:bottom w:w="80" w:type="dxa"/>
-              <w:left w:w="100" w:type="dxa"/>
-              <w:right w:w="100" w:type="dxa"/>
+              <w:top w:w="70" w:type="dxa"/>
+              <w:bottom w:w="70" w:type="dxa"/>
+              <w:left w:w="90" w:type="dxa"/>
+              <w:right w:w="90" w:type="dxa"/>
             </w:tcMar>
           </w:tcPr>
           <w:p>
@@ -4164,14 +4274,14 @@
         </w:tc>
         <w:tc>
           <w:tcPr>
-            <w:tcW w:type="dxa" w:w="2257"/>
+            <w:tcW w:type="dxa" w:w="2401"/>
             <w:vAlign w:val="center"/>
             <w:shd w:fill="FFFFFF"/>
             <w:tcMar>
-              <w:top w:w="80" w:type="dxa"/>
-              <w:bottom w:w="80" w:type="dxa"/>
-              <w:left w:w="100" w:type="dxa"/>
-              <w:right w:w="100" w:type="dxa"/>
+              <w:top w:w="70" w:type="dxa"/>
+              <w:bottom w:w="70" w:type="dxa"/>
+              <w:left w:w="90" w:type="dxa"/>
+              <w:right w:w="90" w:type="dxa"/>
             </w:tcMar>
           </w:tcPr>
           <w:p>
@@ -4191,14 +4301,14 @@
         </w:tc>
         <w:tc>
           <w:tcPr>
-            <w:tcW w:type="dxa" w:w="2257"/>
+            <w:tcW w:type="dxa" w:w="2401"/>
             <w:vAlign w:val="center"/>
             <w:shd w:fill="FFFFFF"/>
             <w:tcMar>
-              <w:top w:w="80" w:type="dxa"/>
-              <w:bottom w:w="80" w:type="dxa"/>
-              <w:left w:w="100" w:type="dxa"/>
-              <w:right w:w="100" w:type="dxa"/>
+              <w:top w:w="70" w:type="dxa"/>
+              <w:bottom w:w="70" w:type="dxa"/>
+              <w:left w:w="90" w:type="dxa"/>
+              <w:right w:w="90" w:type="dxa"/>
             </w:tcMar>
           </w:tcPr>
           <w:p>
@@ -4223,14 +4333,14 @@
         </w:trPr>
         <w:tc>
           <w:tcPr>
-            <w:tcW w:type="dxa" w:w="2257"/>
+            <w:tcW w:type="dxa" w:w="2401"/>
             <w:vAlign w:val="center"/>
             <w:shd w:fill="F2F5F9"/>
             <w:tcMar>
-              <w:top w:w="80" w:type="dxa"/>
-              <w:bottom w:w="80" w:type="dxa"/>
-              <w:left w:w="100" w:type="dxa"/>
-              <w:right w:w="100" w:type="dxa"/>
+              <w:top w:w="70" w:type="dxa"/>
+              <w:bottom w:w="70" w:type="dxa"/>
+              <w:left w:w="90" w:type="dxa"/>
+              <w:right w:w="90" w:type="dxa"/>
             </w:tcMar>
           </w:tcPr>
           <w:p>
@@ -4250,14 +4360,14 @@
         </w:tc>
         <w:tc>
           <w:tcPr>
-            <w:tcW w:type="dxa" w:w="2257"/>
+            <w:tcW w:type="dxa" w:w="2401"/>
             <w:vAlign w:val="center"/>
             <w:shd w:fill="F2F5F9"/>
             <w:tcMar>
-              <w:top w:w="80" w:type="dxa"/>
-              <w:bottom w:w="80" w:type="dxa"/>
-              <w:left w:w="100" w:type="dxa"/>
-              <w:right w:w="100" w:type="dxa"/>
+              <w:top w:w="70" w:type="dxa"/>
+              <w:bottom w:w="70" w:type="dxa"/>
+              <w:left w:w="90" w:type="dxa"/>
+              <w:right w:w="90" w:type="dxa"/>
             </w:tcMar>
           </w:tcPr>
           <w:p>
@@ -4285,14 +4395,14 @@
         </w:tc>
         <w:tc>
           <w:tcPr>
-            <w:tcW w:type="dxa" w:w="2257"/>
+            <w:tcW w:type="dxa" w:w="2401"/>
             <w:vAlign w:val="center"/>
             <w:shd w:fill="F2F5F9"/>
             <w:tcMar>
-              <w:top w:w="80" w:type="dxa"/>
-              <w:bottom w:w="80" w:type="dxa"/>
-              <w:left w:w="100" w:type="dxa"/>
-              <w:right w:w="100" w:type="dxa"/>
+              <w:top w:w="70" w:type="dxa"/>
+              <w:bottom w:w="70" w:type="dxa"/>
+              <w:left w:w="90" w:type="dxa"/>
+              <w:right w:w="90" w:type="dxa"/>
             </w:tcMar>
           </w:tcPr>
           <w:p>
@@ -4312,14 +4422,14 @@
         </w:tc>
         <w:tc>
           <w:tcPr>
-            <w:tcW w:type="dxa" w:w="2257"/>
+            <w:tcW w:type="dxa" w:w="2401"/>
             <w:vAlign w:val="center"/>
             <w:shd w:fill="F2F5F9"/>
             <w:tcMar>
-              <w:top w:w="80" w:type="dxa"/>
-              <w:bottom w:w="80" w:type="dxa"/>
-              <w:left w:w="100" w:type="dxa"/>
-              <w:right w:w="100" w:type="dxa"/>
+              <w:top w:w="70" w:type="dxa"/>
+              <w:bottom w:w="70" w:type="dxa"/>
+              <w:left w:w="90" w:type="dxa"/>
+              <w:right w:w="90" w:type="dxa"/>
             </w:tcMar>
           </w:tcPr>
           <w:p>
@@ -4344,14 +4454,14 @@
         </w:trPr>
         <w:tc>
           <w:tcPr>
-            <w:tcW w:type="dxa" w:w="2257"/>
+            <w:tcW w:type="dxa" w:w="2401"/>
             <w:vAlign w:val="center"/>
             <w:shd w:fill="FFFFFF"/>
             <w:tcMar>
-              <w:top w:w="80" w:type="dxa"/>
-              <w:bottom w:w="80" w:type="dxa"/>
-              <w:left w:w="100" w:type="dxa"/>
-              <w:right w:w="100" w:type="dxa"/>
+              <w:top w:w="70" w:type="dxa"/>
+              <w:bottom w:w="70" w:type="dxa"/>
+              <w:left w:w="90" w:type="dxa"/>
+              <w:right w:w="90" w:type="dxa"/>
             </w:tcMar>
           </w:tcPr>
           <w:p>
@@ -4371,14 +4481,14 @@
         </w:tc>
         <w:tc>
           <w:tcPr>
-            <w:tcW w:type="dxa" w:w="2257"/>
+            <w:tcW w:type="dxa" w:w="2401"/>
             <w:vAlign w:val="center"/>
             <w:shd w:fill="FFFFFF"/>
             <w:tcMar>
-              <w:top w:w="80" w:type="dxa"/>
-              <w:bottom w:w="80" w:type="dxa"/>
-              <w:left w:w="100" w:type="dxa"/>
-              <w:right w:w="100" w:type="dxa"/>
+              <w:top w:w="70" w:type="dxa"/>
+              <w:bottom w:w="70" w:type="dxa"/>
+              <w:left w:w="90" w:type="dxa"/>
+              <w:right w:w="90" w:type="dxa"/>
             </w:tcMar>
           </w:tcPr>
           <w:p>
@@ -4406,14 +4516,14 @@
         </w:tc>
         <w:tc>
           <w:tcPr>
-            <w:tcW w:type="dxa" w:w="2257"/>
+            <w:tcW w:type="dxa" w:w="2401"/>
             <w:vAlign w:val="center"/>
             <w:shd w:fill="FFFFFF"/>
             <w:tcMar>
-              <w:top w:w="80" w:type="dxa"/>
-              <w:bottom w:w="80" w:type="dxa"/>
-              <w:left w:w="100" w:type="dxa"/>
-              <w:right w:w="100" w:type="dxa"/>
+              <w:top w:w="70" w:type="dxa"/>
+              <w:bottom w:w="70" w:type="dxa"/>
+              <w:left w:w="90" w:type="dxa"/>
+              <w:right w:w="90" w:type="dxa"/>
             </w:tcMar>
           </w:tcPr>
           <w:p>
@@ -4433,14 +4543,14 @@
         </w:tc>
         <w:tc>
           <w:tcPr>
-            <w:tcW w:type="dxa" w:w="2257"/>
+            <w:tcW w:type="dxa" w:w="2401"/>
             <w:vAlign w:val="center"/>
             <w:shd w:fill="FFFFFF"/>
             <w:tcMar>
-              <w:top w:w="80" w:type="dxa"/>
-              <w:bottom w:w="80" w:type="dxa"/>
-              <w:left w:w="100" w:type="dxa"/>
-              <w:right w:w="100" w:type="dxa"/>
+              <w:top w:w="70" w:type="dxa"/>
+              <w:bottom w:w="70" w:type="dxa"/>
+              <w:left w:w="90" w:type="dxa"/>
+              <w:right w:w="90" w:type="dxa"/>
             </w:tcMar>
           </w:tcPr>
           <w:p>
@@ -4465,14 +4575,14 @@
         </w:trPr>
         <w:tc>
           <w:tcPr>
-            <w:tcW w:type="dxa" w:w="2257"/>
+            <w:tcW w:type="dxa" w:w="2401"/>
             <w:vAlign w:val="center"/>
             <w:shd w:fill="F2F5F9"/>
             <w:tcMar>
-              <w:top w:w="80" w:type="dxa"/>
-              <w:bottom w:w="80" w:type="dxa"/>
-              <w:left w:w="100" w:type="dxa"/>
-              <w:right w:w="100" w:type="dxa"/>
+              <w:top w:w="70" w:type="dxa"/>
+              <w:bottom w:w="70" w:type="dxa"/>
+              <w:left w:w="90" w:type="dxa"/>
+              <w:right w:w="90" w:type="dxa"/>
             </w:tcMar>
           </w:tcPr>
           <w:p>
@@ -4492,14 +4602,14 @@
         </w:tc>
         <w:tc>
           <w:tcPr>
-            <w:tcW w:type="dxa" w:w="2257"/>
+            <w:tcW w:type="dxa" w:w="2401"/>
             <w:vAlign w:val="center"/>
             <w:shd w:fill="F2F5F9"/>
             <w:tcMar>
-              <w:top w:w="80" w:type="dxa"/>
-              <w:bottom w:w="80" w:type="dxa"/>
-              <w:left w:w="100" w:type="dxa"/>
-              <w:right w:w="100" w:type="dxa"/>
+              <w:top w:w="70" w:type="dxa"/>
+              <w:bottom w:w="70" w:type="dxa"/>
+              <w:left w:w="90" w:type="dxa"/>
+              <w:right w:w="90" w:type="dxa"/>
             </w:tcMar>
           </w:tcPr>
           <w:p>
@@ -4527,14 +4637,14 @@
         </w:tc>
         <w:tc>
           <w:tcPr>
-            <w:tcW w:type="dxa" w:w="2257"/>
+            <w:tcW w:type="dxa" w:w="2401"/>
             <w:vAlign w:val="center"/>
             <w:shd w:fill="F2F5F9"/>
             <w:tcMar>
-              <w:top w:w="80" w:type="dxa"/>
-              <w:bottom w:w="80" w:type="dxa"/>
-              <w:left w:w="100" w:type="dxa"/>
-              <w:right w:w="100" w:type="dxa"/>
+              <w:top w:w="70" w:type="dxa"/>
+              <w:bottom w:w="70" w:type="dxa"/>
+              <w:left w:w="90" w:type="dxa"/>
+              <w:right w:w="90" w:type="dxa"/>
             </w:tcMar>
           </w:tcPr>
           <w:p>
@@ -4554,14 +4664,14 @@
         </w:tc>
         <w:tc>
           <w:tcPr>
-            <w:tcW w:type="dxa" w:w="2257"/>
+            <w:tcW w:type="dxa" w:w="2401"/>
             <w:vAlign w:val="center"/>
             <w:shd w:fill="F2F5F9"/>
             <w:tcMar>
-              <w:top w:w="80" w:type="dxa"/>
-              <w:bottom w:w="80" w:type="dxa"/>
-              <w:left w:w="100" w:type="dxa"/>
-              <w:right w:w="100" w:type="dxa"/>
+              <w:top w:w="70" w:type="dxa"/>
+              <w:bottom w:w="70" w:type="dxa"/>
+              <w:left w:w="90" w:type="dxa"/>
+              <w:right w:w="90" w:type="dxa"/>
             </w:tcMar>
           </w:tcPr>
           <w:p>
@@ -4586,14 +4696,14 @@
         </w:trPr>
         <w:tc>
           <w:tcPr>
-            <w:tcW w:type="dxa" w:w="2257"/>
+            <w:tcW w:type="dxa" w:w="2401"/>
             <w:vAlign w:val="center"/>
             <w:shd w:fill="FFFFFF"/>
             <w:tcMar>
-              <w:top w:w="80" w:type="dxa"/>
-              <w:bottom w:w="80" w:type="dxa"/>
-              <w:left w:w="100" w:type="dxa"/>
-              <w:right w:w="100" w:type="dxa"/>
+              <w:top w:w="70" w:type="dxa"/>
+              <w:bottom w:w="70" w:type="dxa"/>
+              <w:left w:w="90" w:type="dxa"/>
+              <w:right w:w="90" w:type="dxa"/>
             </w:tcMar>
           </w:tcPr>
           <w:p>
@@ -4613,14 +4723,14 @@
         </w:tc>
         <w:tc>
           <w:tcPr>
-            <w:tcW w:type="dxa" w:w="2257"/>
+            <w:tcW w:type="dxa" w:w="2401"/>
             <w:vAlign w:val="center"/>
             <w:shd w:fill="FFFFFF"/>
             <w:tcMar>
-              <w:top w:w="80" w:type="dxa"/>
-              <w:bottom w:w="80" w:type="dxa"/>
-              <w:left w:w="100" w:type="dxa"/>
-              <w:right w:w="100" w:type="dxa"/>
+              <w:top w:w="70" w:type="dxa"/>
+              <w:bottom w:w="70" w:type="dxa"/>
+              <w:left w:w="90" w:type="dxa"/>
+              <w:right w:w="90" w:type="dxa"/>
             </w:tcMar>
           </w:tcPr>
           <w:p>
@@ -4656,14 +4766,14 @@
         </w:tc>
         <w:tc>
           <w:tcPr>
-            <w:tcW w:type="dxa" w:w="2257"/>
+            <w:tcW w:type="dxa" w:w="2401"/>
             <w:vAlign w:val="center"/>
             <w:shd w:fill="FFFFFF"/>
             <w:tcMar>
-              <w:top w:w="80" w:type="dxa"/>
-              <w:bottom w:w="80" w:type="dxa"/>
-              <w:left w:w="100" w:type="dxa"/>
-              <w:right w:w="100" w:type="dxa"/>
+              <w:top w:w="70" w:type="dxa"/>
+              <w:bottom w:w="70" w:type="dxa"/>
+              <w:left w:w="90" w:type="dxa"/>
+              <w:right w:w="90" w:type="dxa"/>
             </w:tcMar>
           </w:tcPr>
           <w:p>
@@ -4683,14 +4793,14 @@
         </w:tc>
         <w:tc>
           <w:tcPr>
-            <w:tcW w:type="dxa" w:w="2257"/>
+            <w:tcW w:type="dxa" w:w="2401"/>
             <w:vAlign w:val="center"/>
             <w:shd w:fill="FFFFFF"/>
             <w:tcMar>
-              <w:top w:w="80" w:type="dxa"/>
-              <w:bottom w:w="80" w:type="dxa"/>
-              <w:left w:w="100" w:type="dxa"/>
-              <w:right w:w="100" w:type="dxa"/>
+              <w:top w:w="70" w:type="dxa"/>
+              <w:bottom w:w="70" w:type="dxa"/>
+              <w:left w:w="90" w:type="dxa"/>
+              <w:right w:w="90" w:type="dxa"/>
             </w:tcMar>
           </w:tcPr>
           <w:p>
@@ -4715,14 +4825,14 @@
         </w:trPr>
         <w:tc>
           <w:tcPr>
-            <w:tcW w:type="dxa" w:w="2257"/>
+            <w:tcW w:type="dxa" w:w="2401"/>
             <w:vAlign w:val="center"/>
             <w:shd w:fill="F2F5F9"/>
             <w:tcMar>
-              <w:top w:w="80" w:type="dxa"/>
-              <w:bottom w:w="80" w:type="dxa"/>
-              <w:left w:w="100" w:type="dxa"/>
-              <w:right w:w="100" w:type="dxa"/>
+              <w:top w:w="70" w:type="dxa"/>
+              <w:bottom w:w="70" w:type="dxa"/>
+              <w:left w:w="90" w:type="dxa"/>
+              <w:right w:w="90" w:type="dxa"/>
             </w:tcMar>
           </w:tcPr>
           <w:p>
@@ -4742,14 +4852,14 @@
         </w:tc>
         <w:tc>
           <w:tcPr>
-            <w:tcW w:type="dxa" w:w="2257"/>
+            <w:tcW w:type="dxa" w:w="2401"/>
             <w:vAlign w:val="center"/>
             <w:shd w:fill="F2F5F9"/>
             <w:tcMar>
-              <w:top w:w="80" w:type="dxa"/>
-              <w:bottom w:w="80" w:type="dxa"/>
-              <w:left w:w="100" w:type="dxa"/>
-              <w:right w:w="100" w:type="dxa"/>
+              <w:top w:w="70" w:type="dxa"/>
+              <w:bottom w:w="70" w:type="dxa"/>
+              <w:left w:w="90" w:type="dxa"/>
+              <w:right w:w="90" w:type="dxa"/>
             </w:tcMar>
           </w:tcPr>
           <w:p>
@@ -4769,14 +4879,14 @@
         </w:tc>
         <w:tc>
           <w:tcPr>
-            <w:tcW w:type="dxa" w:w="2257"/>
+            <w:tcW w:type="dxa" w:w="2401"/>
             <w:vAlign w:val="center"/>
             <w:shd w:fill="F2F5F9"/>
             <w:tcMar>
-              <w:top w:w="80" w:type="dxa"/>
-              <w:bottom w:w="80" w:type="dxa"/>
-              <w:left w:w="100" w:type="dxa"/>
-              <w:right w:w="100" w:type="dxa"/>
+              <w:top w:w="70" w:type="dxa"/>
+              <w:bottom w:w="70" w:type="dxa"/>
+              <w:left w:w="90" w:type="dxa"/>
+              <w:right w:w="90" w:type="dxa"/>
             </w:tcMar>
           </w:tcPr>
           <w:p>
@@ -4796,14 +4906,14 @@
         </w:tc>
         <w:tc>
           <w:tcPr>
-            <w:tcW w:type="dxa" w:w="2257"/>
+            <w:tcW w:type="dxa" w:w="2401"/>
             <w:vAlign w:val="center"/>
             <w:shd w:fill="F2F5F9"/>
             <w:tcMar>
-              <w:top w:w="80" w:type="dxa"/>
-              <w:bottom w:w="80" w:type="dxa"/>
-              <w:left w:w="100" w:type="dxa"/>
-              <w:right w:w="100" w:type="dxa"/>
+              <w:top w:w="70" w:type="dxa"/>
+              <w:bottom w:w="70" w:type="dxa"/>
+              <w:left w:w="90" w:type="dxa"/>
+              <w:right w:w="90" w:type="dxa"/>
             </w:tcMar>
           </w:tcPr>
           <w:p>
@@ -4828,14 +4938,14 @@
         </w:trPr>
         <w:tc>
           <w:tcPr>
-            <w:tcW w:type="dxa" w:w="2257"/>
+            <w:tcW w:type="dxa" w:w="2401"/>
             <w:vAlign w:val="center"/>
             <w:shd w:fill="FFFFFF"/>
             <w:tcMar>
-              <w:top w:w="80" w:type="dxa"/>
-              <w:bottom w:w="80" w:type="dxa"/>
-              <w:left w:w="100" w:type="dxa"/>
-              <w:right w:w="100" w:type="dxa"/>
+              <w:top w:w="70" w:type="dxa"/>
+              <w:bottom w:w="70" w:type="dxa"/>
+              <w:left w:w="90" w:type="dxa"/>
+              <w:right w:w="90" w:type="dxa"/>
             </w:tcMar>
           </w:tcPr>
           <w:p>
@@ -4855,14 +4965,14 @@
         </w:tc>
         <w:tc>
           <w:tcPr>
-            <w:tcW w:type="dxa" w:w="2257"/>
+            <w:tcW w:type="dxa" w:w="2401"/>
             <w:vAlign w:val="center"/>
             <w:shd w:fill="FFFFFF"/>
             <w:tcMar>
-              <w:top w:w="80" w:type="dxa"/>
-              <w:bottom w:w="80" w:type="dxa"/>
-              <w:left w:w="100" w:type="dxa"/>
-              <w:right w:w="100" w:type="dxa"/>
+              <w:top w:w="70" w:type="dxa"/>
+              <w:bottom w:w="70" w:type="dxa"/>
+              <w:left w:w="90" w:type="dxa"/>
+              <w:right w:w="90" w:type="dxa"/>
             </w:tcMar>
           </w:tcPr>
           <w:p>
@@ -4882,14 +4992,14 @@
         </w:tc>
         <w:tc>
           <w:tcPr>
-            <w:tcW w:type="dxa" w:w="2257"/>
+            <w:tcW w:type="dxa" w:w="2401"/>
             <w:vAlign w:val="center"/>
             <w:shd w:fill="FFFFFF"/>
             <w:tcMar>
-              <w:top w:w="80" w:type="dxa"/>
-              <w:bottom w:w="80" w:type="dxa"/>
-              <w:left w:w="100" w:type="dxa"/>
-              <w:right w:w="100" w:type="dxa"/>
+              <w:top w:w="70" w:type="dxa"/>
+              <w:bottom w:w="70" w:type="dxa"/>
+              <w:left w:w="90" w:type="dxa"/>
+              <w:right w:w="90" w:type="dxa"/>
             </w:tcMar>
           </w:tcPr>
           <w:p>
@@ -4909,14 +5019,14 @@
         </w:tc>
         <w:tc>
           <w:tcPr>
-            <w:tcW w:type="dxa" w:w="2257"/>
+            <w:tcW w:type="dxa" w:w="2401"/>
             <w:vAlign w:val="center"/>
             <w:shd w:fill="FFFFFF"/>
             <w:tcMar>
-              <w:top w:w="80" w:type="dxa"/>
-              <w:bottom w:w="80" w:type="dxa"/>
-              <w:left w:w="100" w:type="dxa"/>
-              <w:right w:w="100" w:type="dxa"/>
+              <w:top w:w="70" w:type="dxa"/>
+              <w:bottom w:w="70" w:type="dxa"/>
+              <w:left w:w="90" w:type="dxa"/>
+              <w:right w:w="90" w:type="dxa"/>
             </w:tcMar>
           </w:tcPr>
           <w:p>
@@ -4938,7 +5048,7 @@
     </w:tbl>
     <w:p>
       <w:pPr>
-        <w:spacing w:after="120"/>
+        <w:spacing w:after="100"/>
       </w:pPr>
     </w:p>
     <w:p>
@@ -5002,9 +5112,9 @@
       <w:r>
         <w:rPr>
           <w:color w:val="C8D2E1"/>
-          <w:sz w:val="16"/>
+          <w:sz w:val="14"/>
         </w:rPr>
-        <w:t>_________________________________________________________________________________</w:t>
+        <w:t>———————————————————————————————————————————————————————————————————————————</w:t>
       </w:r>
     </w:p>
     <w:p>
@@ -5100,11 +5210,11 @@
         </w:tblBorders>
       </w:tblPr>
       <w:tblGrid>
-        <w:gridCol w:w="1806"/>
-        <w:gridCol w:w="1806"/>
-        <w:gridCol w:w="1806"/>
-        <w:gridCol w:w="1806"/>
-        <w:gridCol w:w="1806"/>
+        <w:gridCol w:w="1921"/>
+        <w:gridCol w:w="1921"/>
+        <w:gridCol w:w="1921"/>
+        <w:gridCol w:w="1921"/>
+        <w:gridCol w:w="1921"/>
       </w:tblGrid>
       <w:tr>
         <w:trPr>
@@ -5114,7 +5224,7 @@
         </w:trPr>
         <w:tc>
           <w:tcPr>
-            <w:tcW w:type="dxa" w:w="1806"/>
+            <w:tcW w:type="dxa" w:w="1921"/>
             <w:vAlign w:val="center"/>
             <w:shd w:fill="1F3864"/>
             <w:tcMar>
@@ -5142,7 +5252,7 @@
         </w:tc>
         <w:tc>
           <w:tcPr>
-            <w:tcW w:type="dxa" w:w="1806"/>
+            <w:tcW w:type="dxa" w:w="1921"/>
             <w:vAlign w:val="center"/>
             <w:shd w:fill="1F3864"/>
             <w:tcMar>
@@ -5170,7 +5280,7 @@
         </w:tc>
         <w:tc>
           <w:tcPr>
-            <w:tcW w:type="dxa" w:w="1806"/>
+            <w:tcW w:type="dxa" w:w="1921"/>
             <w:vAlign w:val="center"/>
             <w:shd w:fill="1F3864"/>
             <w:tcMar>
@@ -5198,7 +5308,7 @@
         </w:tc>
         <w:tc>
           <w:tcPr>
-            <w:tcW w:type="dxa" w:w="1806"/>
+            <w:tcW w:type="dxa" w:w="1921"/>
             <w:vAlign w:val="center"/>
             <w:shd w:fill="1F3864"/>
             <w:tcMar>
@@ -5226,7 +5336,7 @@
         </w:tc>
         <w:tc>
           <w:tcPr>
-            <w:tcW w:type="dxa" w:w="1806"/>
+            <w:tcW w:type="dxa" w:w="1921"/>
             <w:vAlign w:val="center"/>
             <w:shd w:fill="1F3864"/>
             <w:tcMar>
@@ -5259,14 +5369,14 @@
         </w:trPr>
         <w:tc>
           <w:tcPr>
-            <w:tcW w:type="dxa" w:w="1806"/>
+            <w:tcW w:type="dxa" w:w="1921"/>
             <w:vAlign w:val="center"/>
             <w:shd w:fill="FFFFFF"/>
             <w:tcMar>
-              <w:top w:w="80" w:type="dxa"/>
-              <w:bottom w:w="80" w:type="dxa"/>
-              <w:left w:w="100" w:type="dxa"/>
-              <w:right w:w="100" w:type="dxa"/>
+              <w:top w:w="70" w:type="dxa"/>
+              <w:bottom w:w="70" w:type="dxa"/>
+              <w:left w:w="90" w:type="dxa"/>
+              <w:right w:w="90" w:type="dxa"/>
             </w:tcMar>
           </w:tcPr>
           <w:p>
@@ -5302,14 +5412,14 @@
         </w:tc>
         <w:tc>
           <w:tcPr>
-            <w:tcW w:type="dxa" w:w="1806"/>
+            <w:tcW w:type="dxa" w:w="1921"/>
             <w:vAlign w:val="center"/>
             <w:shd w:fill="FFFFFF"/>
             <w:tcMar>
-              <w:top w:w="80" w:type="dxa"/>
-              <w:bottom w:w="80" w:type="dxa"/>
-              <w:left w:w="100" w:type="dxa"/>
-              <w:right w:w="100" w:type="dxa"/>
+              <w:top w:w="70" w:type="dxa"/>
+              <w:bottom w:w="70" w:type="dxa"/>
+              <w:left w:w="90" w:type="dxa"/>
+              <w:right w:w="90" w:type="dxa"/>
             </w:tcMar>
           </w:tcPr>
           <w:p>
@@ -5337,14 +5447,14 @@
         </w:tc>
         <w:tc>
           <w:tcPr>
-            <w:tcW w:type="dxa" w:w="1806"/>
+            <w:tcW w:type="dxa" w:w="1921"/>
             <w:vAlign w:val="center"/>
             <w:shd w:fill="FFFFFF"/>
             <w:tcMar>
-              <w:top w:w="80" w:type="dxa"/>
-              <w:bottom w:w="80" w:type="dxa"/>
-              <w:left w:w="100" w:type="dxa"/>
-              <w:right w:w="100" w:type="dxa"/>
+              <w:top w:w="70" w:type="dxa"/>
+              <w:bottom w:w="70" w:type="dxa"/>
+              <w:left w:w="90" w:type="dxa"/>
+              <w:right w:w="90" w:type="dxa"/>
             </w:tcMar>
           </w:tcPr>
           <w:p>
@@ -5364,14 +5474,14 @@
         </w:tc>
         <w:tc>
           <w:tcPr>
-            <w:tcW w:type="dxa" w:w="1806"/>
+            <w:tcW w:type="dxa" w:w="1921"/>
             <w:vAlign w:val="center"/>
             <w:shd w:fill="FFFFFF"/>
             <w:tcMar>
-              <w:top w:w="80" w:type="dxa"/>
-              <w:bottom w:w="80" w:type="dxa"/>
-              <w:left w:w="100" w:type="dxa"/>
-              <w:right w:w="100" w:type="dxa"/>
+              <w:top w:w="70" w:type="dxa"/>
+              <w:bottom w:w="70" w:type="dxa"/>
+              <w:left w:w="90" w:type="dxa"/>
+              <w:right w:w="90" w:type="dxa"/>
             </w:tcMar>
           </w:tcPr>
           <w:p>
@@ -5392,14 +5502,14 @@
         </w:tc>
         <w:tc>
           <w:tcPr>
-            <w:tcW w:type="dxa" w:w="1806"/>
+            <w:tcW w:type="dxa" w:w="1921"/>
             <w:vAlign w:val="center"/>
             <w:shd w:fill="FFFFFF"/>
             <w:tcMar>
-              <w:top w:w="80" w:type="dxa"/>
-              <w:bottom w:w="80" w:type="dxa"/>
-              <w:left w:w="100" w:type="dxa"/>
-              <w:right w:w="100" w:type="dxa"/>
+              <w:top w:w="70" w:type="dxa"/>
+              <w:bottom w:w="70" w:type="dxa"/>
+              <w:left w:w="90" w:type="dxa"/>
+              <w:right w:w="90" w:type="dxa"/>
             </w:tcMar>
           </w:tcPr>
           <w:p>
@@ -5424,14 +5534,14 @@
         </w:trPr>
         <w:tc>
           <w:tcPr>
-            <w:tcW w:type="dxa" w:w="1806"/>
+            <w:tcW w:type="dxa" w:w="1921"/>
             <w:vAlign w:val="center"/>
             <w:shd w:fill="F2F5F9"/>
             <w:tcMar>
-              <w:top w:w="80" w:type="dxa"/>
-              <w:bottom w:w="80" w:type="dxa"/>
-              <w:left w:w="100" w:type="dxa"/>
-              <w:right w:w="100" w:type="dxa"/>
+              <w:top w:w="70" w:type="dxa"/>
+              <w:bottom w:w="70" w:type="dxa"/>
+              <w:left w:w="90" w:type="dxa"/>
+              <w:right w:w="90" w:type="dxa"/>
             </w:tcMar>
           </w:tcPr>
           <w:p>
@@ -5467,14 +5577,14 @@
         </w:tc>
         <w:tc>
           <w:tcPr>
-            <w:tcW w:type="dxa" w:w="1806"/>
+            <w:tcW w:type="dxa" w:w="1921"/>
             <w:vAlign w:val="center"/>
             <w:shd w:fill="F2F5F9"/>
             <w:tcMar>
-              <w:top w:w="80" w:type="dxa"/>
-              <w:bottom w:w="80" w:type="dxa"/>
-              <w:left w:w="100" w:type="dxa"/>
-              <w:right w:w="100" w:type="dxa"/>
+              <w:top w:w="70" w:type="dxa"/>
+              <w:bottom w:w="70" w:type="dxa"/>
+              <w:left w:w="90" w:type="dxa"/>
+              <w:right w:w="90" w:type="dxa"/>
             </w:tcMar>
           </w:tcPr>
           <w:p>
@@ -5502,14 +5612,14 @@
         </w:tc>
         <w:tc>
           <w:tcPr>
-            <w:tcW w:type="dxa" w:w="1806"/>
+            <w:tcW w:type="dxa" w:w="1921"/>
             <w:vAlign w:val="center"/>
             <w:shd w:fill="F2F5F9"/>
             <w:tcMar>
-              <w:top w:w="80" w:type="dxa"/>
-              <w:bottom w:w="80" w:type="dxa"/>
-              <w:left w:w="100" w:type="dxa"/>
-              <w:right w:w="100" w:type="dxa"/>
+              <w:top w:w="70" w:type="dxa"/>
+              <w:bottom w:w="70" w:type="dxa"/>
+              <w:left w:w="90" w:type="dxa"/>
+              <w:right w:w="90" w:type="dxa"/>
             </w:tcMar>
           </w:tcPr>
           <w:p>
@@ -5529,14 +5639,14 @@
         </w:tc>
         <w:tc>
           <w:tcPr>
-            <w:tcW w:type="dxa" w:w="1806"/>
+            <w:tcW w:type="dxa" w:w="1921"/>
             <w:vAlign w:val="center"/>
             <w:shd w:fill="F2F5F9"/>
             <w:tcMar>
-              <w:top w:w="80" w:type="dxa"/>
-              <w:bottom w:w="80" w:type="dxa"/>
-              <w:left w:w="100" w:type="dxa"/>
-              <w:right w:w="100" w:type="dxa"/>
+              <w:top w:w="70" w:type="dxa"/>
+              <w:bottom w:w="70" w:type="dxa"/>
+              <w:left w:w="90" w:type="dxa"/>
+              <w:right w:w="90" w:type="dxa"/>
             </w:tcMar>
           </w:tcPr>
           <w:p>
@@ -5557,14 +5667,14 @@
         </w:tc>
         <w:tc>
           <w:tcPr>
-            <w:tcW w:type="dxa" w:w="1806"/>
+            <w:tcW w:type="dxa" w:w="1921"/>
             <w:vAlign w:val="center"/>
             <w:shd w:fill="F2F5F9"/>
             <w:tcMar>
-              <w:top w:w="80" w:type="dxa"/>
-              <w:bottom w:w="80" w:type="dxa"/>
-              <w:left w:w="100" w:type="dxa"/>
-              <w:right w:w="100" w:type="dxa"/>
+              <w:top w:w="70" w:type="dxa"/>
+              <w:bottom w:w="70" w:type="dxa"/>
+              <w:left w:w="90" w:type="dxa"/>
+              <w:right w:w="90" w:type="dxa"/>
             </w:tcMar>
           </w:tcPr>
           <w:p>
@@ -5589,14 +5699,14 @@
         </w:trPr>
         <w:tc>
           <w:tcPr>
-            <w:tcW w:type="dxa" w:w="1806"/>
+            <w:tcW w:type="dxa" w:w="1921"/>
             <w:vAlign w:val="center"/>
             <w:shd w:fill="FFFFFF"/>
             <w:tcMar>
-              <w:top w:w="80" w:type="dxa"/>
-              <w:bottom w:w="80" w:type="dxa"/>
-              <w:left w:w="100" w:type="dxa"/>
-              <w:right w:w="100" w:type="dxa"/>
+              <w:top w:w="70" w:type="dxa"/>
+              <w:bottom w:w="70" w:type="dxa"/>
+              <w:left w:w="90" w:type="dxa"/>
+              <w:right w:w="90" w:type="dxa"/>
             </w:tcMar>
           </w:tcPr>
           <w:p>
@@ -5632,14 +5742,14 @@
         </w:tc>
         <w:tc>
           <w:tcPr>
-            <w:tcW w:type="dxa" w:w="1806"/>
+            <w:tcW w:type="dxa" w:w="1921"/>
             <w:vAlign w:val="center"/>
             <w:shd w:fill="FFFFFF"/>
             <w:tcMar>
-              <w:top w:w="80" w:type="dxa"/>
-              <w:bottom w:w="80" w:type="dxa"/>
-              <w:left w:w="100" w:type="dxa"/>
-              <w:right w:w="100" w:type="dxa"/>
+              <w:top w:w="70" w:type="dxa"/>
+              <w:bottom w:w="70" w:type="dxa"/>
+              <w:left w:w="90" w:type="dxa"/>
+              <w:right w:w="90" w:type="dxa"/>
             </w:tcMar>
           </w:tcPr>
           <w:p>
@@ -5667,14 +5777,14 @@
         </w:tc>
         <w:tc>
           <w:tcPr>
-            <w:tcW w:type="dxa" w:w="1806"/>
+            <w:tcW w:type="dxa" w:w="1921"/>
             <w:vAlign w:val="center"/>
             <w:shd w:fill="FFFFFF"/>
             <w:tcMar>
-              <w:top w:w="80" w:type="dxa"/>
-              <w:bottom w:w="80" w:type="dxa"/>
-              <w:left w:w="100" w:type="dxa"/>
-              <w:right w:w="100" w:type="dxa"/>
+              <w:top w:w="70" w:type="dxa"/>
+              <w:bottom w:w="70" w:type="dxa"/>
+              <w:left w:w="90" w:type="dxa"/>
+              <w:right w:w="90" w:type="dxa"/>
             </w:tcMar>
           </w:tcPr>
           <w:p>
@@ -5694,14 +5804,14 @@
         </w:tc>
         <w:tc>
           <w:tcPr>
-            <w:tcW w:type="dxa" w:w="1806"/>
+            <w:tcW w:type="dxa" w:w="1921"/>
             <w:vAlign w:val="center"/>
             <w:shd w:fill="FFFFFF"/>
             <w:tcMar>
-              <w:top w:w="80" w:type="dxa"/>
-              <w:bottom w:w="80" w:type="dxa"/>
-              <w:left w:w="100" w:type="dxa"/>
-              <w:right w:w="100" w:type="dxa"/>
+              <w:top w:w="70" w:type="dxa"/>
+              <w:bottom w:w="70" w:type="dxa"/>
+              <w:left w:w="90" w:type="dxa"/>
+              <w:right w:w="90" w:type="dxa"/>
             </w:tcMar>
           </w:tcPr>
           <w:p>
@@ -5722,14 +5832,14 @@
         </w:tc>
         <w:tc>
           <w:tcPr>
-            <w:tcW w:type="dxa" w:w="1806"/>
+            <w:tcW w:type="dxa" w:w="1921"/>
             <w:vAlign w:val="center"/>
             <w:shd w:fill="FFFFFF"/>
             <w:tcMar>
-              <w:top w:w="80" w:type="dxa"/>
-              <w:bottom w:w="80" w:type="dxa"/>
-              <w:left w:w="100" w:type="dxa"/>
-              <w:right w:w="100" w:type="dxa"/>
+              <w:top w:w="70" w:type="dxa"/>
+              <w:bottom w:w="70" w:type="dxa"/>
+              <w:left w:w="90" w:type="dxa"/>
+              <w:right w:w="90" w:type="dxa"/>
             </w:tcMar>
           </w:tcPr>
           <w:p>
@@ -5754,14 +5864,14 @@
         </w:trPr>
         <w:tc>
           <w:tcPr>
-            <w:tcW w:type="dxa" w:w="1806"/>
+            <w:tcW w:type="dxa" w:w="1921"/>
             <w:vAlign w:val="center"/>
             <w:shd w:fill="F2F5F9"/>
             <w:tcMar>
-              <w:top w:w="80" w:type="dxa"/>
-              <w:bottom w:w="80" w:type="dxa"/>
-              <w:left w:w="100" w:type="dxa"/>
-              <w:right w:w="100" w:type="dxa"/>
+              <w:top w:w="70" w:type="dxa"/>
+              <w:bottom w:w="70" w:type="dxa"/>
+              <w:left w:w="90" w:type="dxa"/>
+              <w:right w:w="90" w:type="dxa"/>
             </w:tcMar>
           </w:tcPr>
           <w:p>
@@ -5797,14 +5907,14 @@
         </w:tc>
         <w:tc>
           <w:tcPr>
-            <w:tcW w:type="dxa" w:w="1806"/>
+            <w:tcW w:type="dxa" w:w="1921"/>
             <w:vAlign w:val="center"/>
             <w:shd w:fill="F2F5F9"/>
             <w:tcMar>
-              <w:top w:w="80" w:type="dxa"/>
-              <w:bottom w:w="80" w:type="dxa"/>
-              <w:left w:w="100" w:type="dxa"/>
-              <w:right w:w="100" w:type="dxa"/>
+              <w:top w:w="70" w:type="dxa"/>
+              <w:bottom w:w="70" w:type="dxa"/>
+              <w:left w:w="90" w:type="dxa"/>
+              <w:right w:w="90" w:type="dxa"/>
             </w:tcMar>
           </w:tcPr>
           <w:p>
@@ -5832,14 +5942,14 @@
         </w:tc>
         <w:tc>
           <w:tcPr>
-            <w:tcW w:type="dxa" w:w="1806"/>
+            <w:tcW w:type="dxa" w:w="1921"/>
             <w:vAlign w:val="center"/>
             <w:shd w:fill="F2F5F9"/>
             <w:tcMar>
-              <w:top w:w="80" w:type="dxa"/>
-              <w:bottom w:w="80" w:type="dxa"/>
-              <w:left w:w="100" w:type="dxa"/>
-              <w:right w:w="100" w:type="dxa"/>
+              <w:top w:w="70" w:type="dxa"/>
+              <w:bottom w:w="70" w:type="dxa"/>
+              <w:left w:w="90" w:type="dxa"/>
+              <w:right w:w="90" w:type="dxa"/>
             </w:tcMar>
           </w:tcPr>
           <w:p>
@@ -5859,14 +5969,14 @@
         </w:tc>
         <w:tc>
           <w:tcPr>
-            <w:tcW w:type="dxa" w:w="1806"/>
+            <w:tcW w:type="dxa" w:w="1921"/>
             <w:vAlign w:val="center"/>
             <w:shd w:fill="F2F5F9"/>
             <w:tcMar>
-              <w:top w:w="80" w:type="dxa"/>
-              <w:bottom w:w="80" w:type="dxa"/>
-              <w:left w:w="100" w:type="dxa"/>
-              <w:right w:w="100" w:type="dxa"/>
+              <w:top w:w="70" w:type="dxa"/>
+              <w:bottom w:w="70" w:type="dxa"/>
+              <w:left w:w="90" w:type="dxa"/>
+              <w:right w:w="90" w:type="dxa"/>
             </w:tcMar>
           </w:tcPr>
           <w:p>
@@ -5887,14 +5997,14 @@
         </w:tc>
         <w:tc>
           <w:tcPr>
-            <w:tcW w:type="dxa" w:w="1806"/>
+            <w:tcW w:type="dxa" w:w="1921"/>
             <w:vAlign w:val="center"/>
             <w:shd w:fill="F2F5F9"/>
             <w:tcMar>
-              <w:top w:w="80" w:type="dxa"/>
-              <w:bottom w:w="80" w:type="dxa"/>
-              <w:left w:w="100" w:type="dxa"/>
-              <w:right w:w="100" w:type="dxa"/>
+              <w:top w:w="70" w:type="dxa"/>
+              <w:bottom w:w="70" w:type="dxa"/>
+              <w:left w:w="90" w:type="dxa"/>
+              <w:right w:w="90" w:type="dxa"/>
             </w:tcMar>
           </w:tcPr>
           <w:p>
@@ -5919,14 +6029,14 @@
         </w:trPr>
         <w:tc>
           <w:tcPr>
-            <w:tcW w:type="dxa" w:w="1806"/>
+            <w:tcW w:type="dxa" w:w="1921"/>
             <w:vAlign w:val="center"/>
             <w:shd w:fill="FFFFFF"/>
             <w:tcMar>
-              <w:top w:w="80" w:type="dxa"/>
-              <w:bottom w:w="80" w:type="dxa"/>
-              <w:left w:w="100" w:type="dxa"/>
-              <w:right w:w="100" w:type="dxa"/>
+              <w:top w:w="70" w:type="dxa"/>
+              <w:bottom w:w="70" w:type="dxa"/>
+              <w:left w:w="90" w:type="dxa"/>
+              <w:right w:w="90" w:type="dxa"/>
             </w:tcMar>
           </w:tcPr>
           <w:p>
@@ -5962,14 +6072,14 @@
         </w:tc>
         <w:tc>
           <w:tcPr>
-            <w:tcW w:type="dxa" w:w="1806"/>
+            <w:tcW w:type="dxa" w:w="1921"/>
             <w:vAlign w:val="center"/>
             <w:shd w:fill="FFFFFF"/>
             <w:tcMar>
-              <w:top w:w="80" w:type="dxa"/>
-              <w:bottom w:w="80" w:type="dxa"/>
-              <w:left w:w="100" w:type="dxa"/>
-              <w:right w:w="100" w:type="dxa"/>
+              <w:top w:w="70" w:type="dxa"/>
+              <w:bottom w:w="70" w:type="dxa"/>
+              <w:left w:w="90" w:type="dxa"/>
+              <w:right w:w="90" w:type="dxa"/>
             </w:tcMar>
           </w:tcPr>
           <w:p>
@@ -5997,14 +6107,14 @@
         </w:tc>
         <w:tc>
           <w:tcPr>
-            <w:tcW w:type="dxa" w:w="1806"/>
+            <w:tcW w:type="dxa" w:w="1921"/>
             <w:vAlign w:val="center"/>
             <w:shd w:fill="FFFFFF"/>
             <w:tcMar>
-              <w:top w:w="80" w:type="dxa"/>
-              <w:bottom w:w="80" w:type="dxa"/>
-              <w:left w:w="100" w:type="dxa"/>
-              <w:right w:w="100" w:type="dxa"/>
+              <w:top w:w="70" w:type="dxa"/>
+              <w:bottom w:w="70" w:type="dxa"/>
+              <w:left w:w="90" w:type="dxa"/>
+              <w:right w:w="90" w:type="dxa"/>
             </w:tcMar>
           </w:tcPr>
           <w:p>
@@ -6024,14 +6134,14 @@
         </w:tc>
         <w:tc>
           <w:tcPr>
-            <w:tcW w:type="dxa" w:w="1806"/>
+            <w:tcW w:type="dxa" w:w="1921"/>
             <w:vAlign w:val="center"/>
             <w:shd w:fill="FFFFFF"/>
             <w:tcMar>
-              <w:top w:w="80" w:type="dxa"/>
-              <w:bottom w:w="80" w:type="dxa"/>
-              <w:left w:w="100" w:type="dxa"/>
-              <w:right w:w="100" w:type="dxa"/>
+              <w:top w:w="70" w:type="dxa"/>
+              <w:bottom w:w="70" w:type="dxa"/>
+              <w:left w:w="90" w:type="dxa"/>
+              <w:right w:w="90" w:type="dxa"/>
             </w:tcMar>
           </w:tcPr>
           <w:p>
@@ -6052,14 +6162,14 @@
         </w:tc>
         <w:tc>
           <w:tcPr>
-            <w:tcW w:type="dxa" w:w="1806"/>
+            <w:tcW w:type="dxa" w:w="1921"/>
             <w:vAlign w:val="center"/>
             <w:shd w:fill="FFFFFF"/>
             <w:tcMar>
-              <w:top w:w="80" w:type="dxa"/>
-              <w:bottom w:w="80" w:type="dxa"/>
-              <w:left w:w="100" w:type="dxa"/>
-              <w:right w:w="100" w:type="dxa"/>
+              <w:top w:w="70" w:type="dxa"/>
+              <w:bottom w:w="70" w:type="dxa"/>
+              <w:left w:w="90" w:type="dxa"/>
+              <w:right w:w="90" w:type="dxa"/>
             </w:tcMar>
           </w:tcPr>
           <w:p>
@@ -6081,7 +6191,7 @@
     </w:tbl>
     <w:p>
       <w:pPr>
-        <w:spacing w:after="120"/>
+        <w:spacing w:after="100"/>
       </w:pPr>
     </w:p>
     <w:p>
@@ -6214,10 +6324,10 @@
         </w:tblBorders>
       </w:tblPr>
       <w:tblGrid>
-        <w:gridCol w:w="2257"/>
-        <w:gridCol w:w="2257"/>
-        <w:gridCol w:w="2257"/>
-        <w:gridCol w:w="2257"/>
+        <w:gridCol w:w="2401"/>
+        <w:gridCol w:w="2401"/>
+        <w:gridCol w:w="2401"/>
+        <w:gridCol w:w="2401"/>
       </w:tblGrid>
       <w:tr>
         <w:trPr>
@@ -6227,7 +6337,7 @@
         </w:trPr>
         <w:tc>
           <w:tcPr>
-            <w:tcW w:type="dxa" w:w="2257"/>
+            <w:tcW w:type="dxa" w:w="2401"/>
             <w:vAlign w:val="center"/>
             <w:shd w:fill="1F3864"/>
             <w:tcMar>
@@ -6255,7 +6365,7 @@
         </w:tc>
         <w:tc>
           <w:tcPr>
-            <w:tcW w:type="dxa" w:w="2257"/>
+            <w:tcW w:type="dxa" w:w="2401"/>
             <w:vAlign w:val="center"/>
             <w:shd w:fill="1F3864"/>
             <w:tcMar>
@@ -6283,7 +6393,7 @@
         </w:tc>
         <w:tc>
           <w:tcPr>
-            <w:tcW w:type="dxa" w:w="2257"/>
+            <w:tcW w:type="dxa" w:w="2401"/>
             <w:vAlign w:val="center"/>
             <w:shd w:fill="1F3864"/>
             <w:tcMar>
@@ -6311,7 +6421,7 @@
         </w:tc>
         <w:tc>
           <w:tcPr>
-            <w:tcW w:type="dxa" w:w="2257"/>
+            <w:tcW w:type="dxa" w:w="2401"/>
             <w:vAlign w:val="center"/>
             <w:shd w:fill="1F3864"/>
             <w:tcMar>
@@ -6344,14 +6454,14 @@
         </w:trPr>
         <w:tc>
           <w:tcPr>
-            <w:tcW w:type="dxa" w:w="2257"/>
+            <w:tcW w:type="dxa" w:w="2401"/>
             <w:vAlign w:val="center"/>
             <w:shd w:fill="FFFFFF"/>
             <w:tcMar>
-              <w:top w:w="80" w:type="dxa"/>
-              <w:bottom w:w="80" w:type="dxa"/>
-              <w:left w:w="100" w:type="dxa"/>
-              <w:right w:w="100" w:type="dxa"/>
+              <w:top w:w="70" w:type="dxa"/>
+              <w:bottom w:w="70" w:type="dxa"/>
+              <w:left w:w="90" w:type="dxa"/>
+              <w:right w:w="90" w:type="dxa"/>
             </w:tcMar>
           </w:tcPr>
           <w:p>
@@ -6371,14 +6481,14 @@
         </w:tc>
         <w:tc>
           <w:tcPr>
-            <w:tcW w:type="dxa" w:w="2257"/>
+            <w:tcW w:type="dxa" w:w="2401"/>
             <w:vAlign w:val="center"/>
             <w:shd w:fill="FFFFFF"/>
             <w:tcMar>
-              <w:top w:w="80" w:type="dxa"/>
-              <w:bottom w:w="80" w:type="dxa"/>
-              <w:left w:w="100" w:type="dxa"/>
-              <w:right w:w="100" w:type="dxa"/>
+              <w:top w:w="70" w:type="dxa"/>
+              <w:bottom w:w="70" w:type="dxa"/>
+              <w:left w:w="90" w:type="dxa"/>
+              <w:right w:w="90" w:type="dxa"/>
             </w:tcMar>
           </w:tcPr>
           <w:p>
@@ -6398,14 +6508,14 @@
         </w:tc>
         <w:tc>
           <w:tcPr>
-            <w:tcW w:type="dxa" w:w="2257"/>
+            <w:tcW w:type="dxa" w:w="2401"/>
             <w:vAlign w:val="center"/>
             <w:shd w:fill="FFFFFF"/>
             <w:tcMar>
-              <w:top w:w="80" w:type="dxa"/>
-              <w:bottom w:w="80" w:type="dxa"/>
-              <w:left w:w="100" w:type="dxa"/>
-              <w:right w:w="100" w:type="dxa"/>
+              <w:top w:w="70" w:type="dxa"/>
+              <w:bottom w:w="70" w:type="dxa"/>
+              <w:left w:w="90" w:type="dxa"/>
+              <w:right w:w="90" w:type="dxa"/>
             </w:tcMar>
           </w:tcPr>
           <w:p>
@@ -6425,14 +6535,14 @@
         </w:tc>
         <w:tc>
           <w:tcPr>
-            <w:tcW w:type="dxa" w:w="2257"/>
+            <w:tcW w:type="dxa" w:w="2401"/>
             <w:vAlign w:val="center"/>
             <w:shd w:fill="FFFFFF"/>
             <w:tcMar>
-              <w:top w:w="80" w:type="dxa"/>
-              <w:bottom w:w="80" w:type="dxa"/>
-              <w:left w:w="100" w:type="dxa"/>
-              <w:right w:w="100" w:type="dxa"/>
+              <w:top w:w="70" w:type="dxa"/>
+              <w:bottom w:w="70" w:type="dxa"/>
+              <w:left w:w="90" w:type="dxa"/>
+              <w:right w:w="90" w:type="dxa"/>
             </w:tcMar>
           </w:tcPr>
           <w:p>
@@ -6457,14 +6567,14 @@
         </w:trPr>
         <w:tc>
           <w:tcPr>
-            <w:tcW w:type="dxa" w:w="2257"/>
+            <w:tcW w:type="dxa" w:w="2401"/>
             <w:vAlign w:val="center"/>
             <w:shd w:fill="F2F5F9"/>
             <w:tcMar>
-              <w:top w:w="80" w:type="dxa"/>
-              <w:bottom w:w="80" w:type="dxa"/>
-              <w:left w:w="100" w:type="dxa"/>
-              <w:right w:w="100" w:type="dxa"/>
+              <w:top w:w="70" w:type="dxa"/>
+              <w:bottom w:w="70" w:type="dxa"/>
+              <w:left w:w="90" w:type="dxa"/>
+              <w:right w:w="90" w:type="dxa"/>
             </w:tcMar>
           </w:tcPr>
           <w:p>
@@ -6484,14 +6594,14 @@
         </w:tc>
         <w:tc>
           <w:tcPr>
-            <w:tcW w:type="dxa" w:w="2257"/>
+            <w:tcW w:type="dxa" w:w="2401"/>
             <w:vAlign w:val="center"/>
             <w:shd w:fill="F2F5F9"/>
             <w:tcMar>
-              <w:top w:w="80" w:type="dxa"/>
-              <w:bottom w:w="80" w:type="dxa"/>
-              <w:left w:w="100" w:type="dxa"/>
-              <w:right w:w="100" w:type="dxa"/>
+              <w:top w:w="70" w:type="dxa"/>
+              <w:bottom w:w="70" w:type="dxa"/>
+              <w:left w:w="90" w:type="dxa"/>
+              <w:right w:w="90" w:type="dxa"/>
             </w:tcMar>
           </w:tcPr>
           <w:p>
@@ -6511,14 +6621,14 @@
         </w:tc>
         <w:tc>
           <w:tcPr>
-            <w:tcW w:type="dxa" w:w="2257"/>
+            <w:tcW w:type="dxa" w:w="2401"/>
             <w:vAlign w:val="center"/>
             <w:shd w:fill="F2F5F9"/>
             <w:tcMar>
-              <w:top w:w="80" w:type="dxa"/>
-              <w:bottom w:w="80" w:type="dxa"/>
-              <w:left w:w="100" w:type="dxa"/>
-              <w:right w:w="100" w:type="dxa"/>
+              <w:top w:w="70" w:type="dxa"/>
+              <w:bottom w:w="70" w:type="dxa"/>
+              <w:left w:w="90" w:type="dxa"/>
+              <w:right w:w="90" w:type="dxa"/>
             </w:tcMar>
           </w:tcPr>
           <w:p>
@@ -6539,14 +6649,14 @@
         </w:tc>
         <w:tc>
           <w:tcPr>
-            <w:tcW w:type="dxa" w:w="2257"/>
+            <w:tcW w:type="dxa" w:w="2401"/>
             <w:vAlign w:val="center"/>
             <w:shd w:fill="F2F5F9"/>
             <w:tcMar>
-              <w:top w:w="80" w:type="dxa"/>
-              <w:bottom w:w="80" w:type="dxa"/>
-              <w:left w:w="100" w:type="dxa"/>
-              <w:right w:w="100" w:type="dxa"/>
+              <w:top w:w="70" w:type="dxa"/>
+              <w:bottom w:w="70" w:type="dxa"/>
+              <w:left w:w="90" w:type="dxa"/>
+              <w:right w:w="90" w:type="dxa"/>
             </w:tcMar>
           </w:tcPr>
           <w:p>
@@ -6571,14 +6681,14 @@
         </w:trPr>
         <w:tc>
           <w:tcPr>
-            <w:tcW w:type="dxa" w:w="2257"/>
+            <w:tcW w:type="dxa" w:w="2401"/>
             <w:vAlign w:val="center"/>
             <w:shd w:fill="FFFFFF"/>
             <w:tcMar>
-              <w:top w:w="80" w:type="dxa"/>
-              <w:bottom w:w="80" w:type="dxa"/>
-              <w:left w:w="100" w:type="dxa"/>
-              <w:right w:w="100" w:type="dxa"/>
+              <w:top w:w="70" w:type="dxa"/>
+              <w:bottom w:w="70" w:type="dxa"/>
+              <w:left w:w="90" w:type="dxa"/>
+              <w:right w:w="90" w:type="dxa"/>
             </w:tcMar>
           </w:tcPr>
           <w:p>
@@ -6598,14 +6708,14 @@
         </w:tc>
         <w:tc>
           <w:tcPr>
-            <w:tcW w:type="dxa" w:w="2257"/>
+            <w:tcW w:type="dxa" w:w="2401"/>
             <w:vAlign w:val="center"/>
             <w:shd w:fill="FFFFFF"/>
             <w:tcMar>
-              <w:top w:w="80" w:type="dxa"/>
-              <w:bottom w:w="80" w:type="dxa"/>
-              <w:left w:w="100" w:type="dxa"/>
-              <w:right w:w="100" w:type="dxa"/>
+              <w:top w:w="70" w:type="dxa"/>
+              <w:bottom w:w="70" w:type="dxa"/>
+              <w:left w:w="90" w:type="dxa"/>
+              <w:right w:w="90" w:type="dxa"/>
             </w:tcMar>
           </w:tcPr>
           <w:p>
@@ -6625,14 +6735,14 @@
         </w:tc>
         <w:tc>
           <w:tcPr>
-            <w:tcW w:type="dxa" w:w="2257"/>
+            <w:tcW w:type="dxa" w:w="2401"/>
             <w:vAlign w:val="center"/>
             <w:shd w:fill="FFFFFF"/>
             <w:tcMar>
-              <w:top w:w="80" w:type="dxa"/>
-              <w:bottom w:w="80" w:type="dxa"/>
-              <w:left w:w="100" w:type="dxa"/>
-              <w:right w:w="100" w:type="dxa"/>
+              <w:top w:w="70" w:type="dxa"/>
+              <w:bottom w:w="70" w:type="dxa"/>
+              <w:left w:w="90" w:type="dxa"/>
+              <w:right w:w="90" w:type="dxa"/>
             </w:tcMar>
           </w:tcPr>
           <w:p>
@@ -6652,14 +6762,14 @@
         </w:tc>
         <w:tc>
           <w:tcPr>
-            <w:tcW w:type="dxa" w:w="2257"/>
+            <w:tcW w:type="dxa" w:w="2401"/>
             <w:vAlign w:val="center"/>
             <w:shd w:fill="FFFFFF"/>
             <w:tcMar>
-              <w:top w:w="80" w:type="dxa"/>
-              <w:bottom w:w="80" w:type="dxa"/>
-              <w:left w:w="100" w:type="dxa"/>
-              <w:right w:w="100" w:type="dxa"/>
+              <w:top w:w="70" w:type="dxa"/>
+              <w:bottom w:w="70" w:type="dxa"/>
+              <w:left w:w="90" w:type="dxa"/>
+              <w:right w:w="90" w:type="dxa"/>
             </w:tcMar>
           </w:tcPr>
           <w:p>
@@ -6684,14 +6794,14 @@
         </w:trPr>
         <w:tc>
           <w:tcPr>
-            <w:tcW w:type="dxa" w:w="2257"/>
+            <w:tcW w:type="dxa" w:w="2401"/>
             <w:vAlign w:val="center"/>
             <w:shd w:fill="F2F5F9"/>
             <w:tcMar>
-              <w:top w:w="80" w:type="dxa"/>
-              <w:bottom w:w="80" w:type="dxa"/>
-              <w:left w:w="100" w:type="dxa"/>
-              <w:right w:w="100" w:type="dxa"/>
+              <w:top w:w="70" w:type="dxa"/>
+              <w:bottom w:w="70" w:type="dxa"/>
+              <w:left w:w="90" w:type="dxa"/>
+              <w:right w:w="90" w:type="dxa"/>
             </w:tcMar>
           </w:tcPr>
           <w:p>
@@ -6711,14 +6821,14 @@
         </w:tc>
         <w:tc>
           <w:tcPr>
-            <w:tcW w:type="dxa" w:w="2257"/>
+            <w:tcW w:type="dxa" w:w="2401"/>
             <w:vAlign w:val="center"/>
             <w:shd w:fill="F2F5F9"/>
             <w:tcMar>
-              <w:top w:w="80" w:type="dxa"/>
-              <w:bottom w:w="80" w:type="dxa"/>
-              <w:left w:w="100" w:type="dxa"/>
-              <w:right w:w="100" w:type="dxa"/>
+              <w:top w:w="70" w:type="dxa"/>
+              <w:bottom w:w="70" w:type="dxa"/>
+              <w:left w:w="90" w:type="dxa"/>
+              <w:right w:w="90" w:type="dxa"/>
             </w:tcMar>
           </w:tcPr>
           <w:p>
@@ -6738,14 +6848,14 @@
         </w:tc>
         <w:tc>
           <w:tcPr>
-            <w:tcW w:type="dxa" w:w="2257"/>
+            <w:tcW w:type="dxa" w:w="2401"/>
             <w:vAlign w:val="center"/>
             <w:shd w:fill="F2F5F9"/>
             <w:tcMar>
-              <w:top w:w="80" w:type="dxa"/>
-              <w:bottom w:w="80" w:type="dxa"/>
-              <w:left w:w="100" w:type="dxa"/>
-              <w:right w:w="100" w:type="dxa"/>
+              <w:top w:w="70" w:type="dxa"/>
+              <w:bottom w:w="70" w:type="dxa"/>
+              <w:left w:w="90" w:type="dxa"/>
+              <w:right w:w="90" w:type="dxa"/>
             </w:tcMar>
           </w:tcPr>
           <w:p>
@@ -6765,14 +6875,14 @@
         </w:tc>
         <w:tc>
           <w:tcPr>
-            <w:tcW w:type="dxa" w:w="2257"/>
+            <w:tcW w:type="dxa" w:w="2401"/>
             <w:vAlign w:val="center"/>
             <w:shd w:fill="F2F5F9"/>
             <w:tcMar>
-              <w:top w:w="80" w:type="dxa"/>
-              <w:bottom w:w="80" w:type="dxa"/>
-              <w:left w:w="100" w:type="dxa"/>
-              <w:right w:w="100" w:type="dxa"/>
+              <w:top w:w="70" w:type="dxa"/>
+              <w:bottom w:w="70" w:type="dxa"/>
+              <w:left w:w="90" w:type="dxa"/>
+              <w:right w:w="90" w:type="dxa"/>
             </w:tcMar>
           </w:tcPr>
           <w:p>
@@ -6797,14 +6907,14 @@
         </w:trPr>
         <w:tc>
           <w:tcPr>
-            <w:tcW w:type="dxa" w:w="2257"/>
+            <w:tcW w:type="dxa" w:w="2401"/>
             <w:vAlign w:val="center"/>
             <w:shd w:fill="FFFFFF"/>
             <w:tcMar>
-              <w:top w:w="80" w:type="dxa"/>
-              <w:bottom w:w="80" w:type="dxa"/>
-              <w:left w:w="100" w:type="dxa"/>
-              <w:right w:w="100" w:type="dxa"/>
+              <w:top w:w="70" w:type="dxa"/>
+              <w:bottom w:w="70" w:type="dxa"/>
+              <w:left w:w="90" w:type="dxa"/>
+              <w:right w:w="90" w:type="dxa"/>
             </w:tcMar>
           </w:tcPr>
           <w:p>
@@ -6824,14 +6934,14 @@
         </w:tc>
         <w:tc>
           <w:tcPr>
-            <w:tcW w:type="dxa" w:w="2257"/>
+            <w:tcW w:type="dxa" w:w="2401"/>
             <w:vAlign w:val="center"/>
             <w:shd w:fill="FFFFFF"/>
             <w:tcMar>
-              <w:top w:w="80" w:type="dxa"/>
-              <w:bottom w:w="80" w:type="dxa"/>
-              <w:left w:w="100" w:type="dxa"/>
-              <w:right w:w="100" w:type="dxa"/>
+              <w:top w:w="70" w:type="dxa"/>
+              <w:bottom w:w="70" w:type="dxa"/>
+              <w:left w:w="90" w:type="dxa"/>
+              <w:right w:w="90" w:type="dxa"/>
             </w:tcMar>
           </w:tcPr>
           <w:p>
@@ -6851,14 +6961,14 @@
         </w:tc>
         <w:tc>
           <w:tcPr>
-            <w:tcW w:type="dxa" w:w="2257"/>
+            <w:tcW w:type="dxa" w:w="2401"/>
             <w:vAlign w:val="center"/>
             <w:shd w:fill="FFFFFF"/>
             <w:tcMar>
-              <w:top w:w="80" w:type="dxa"/>
-              <w:bottom w:w="80" w:type="dxa"/>
-              <w:left w:w="100" w:type="dxa"/>
-              <w:right w:w="100" w:type="dxa"/>
+              <w:top w:w="70" w:type="dxa"/>
+              <w:bottom w:w="70" w:type="dxa"/>
+              <w:left w:w="90" w:type="dxa"/>
+              <w:right w:w="90" w:type="dxa"/>
             </w:tcMar>
           </w:tcPr>
           <w:p>
@@ -6878,14 +6988,14 @@
         </w:tc>
         <w:tc>
           <w:tcPr>
-            <w:tcW w:type="dxa" w:w="2257"/>
+            <w:tcW w:type="dxa" w:w="2401"/>
             <w:vAlign w:val="center"/>
             <w:shd w:fill="FFFFFF"/>
             <w:tcMar>
-              <w:top w:w="80" w:type="dxa"/>
-              <w:bottom w:w="80" w:type="dxa"/>
-              <w:left w:w="100" w:type="dxa"/>
-              <w:right w:w="100" w:type="dxa"/>
+              <w:top w:w="70" w:type="dxa"/>
+              <w:bottom w:w="70" w:type="dxa"/>
+              <w:left w:w="90" w:type="dxa"/>
+              <w:right w:w="90" w:type="dxa"/>
             </w:tcMar>
           </w:tcPr>
           <w:p>
@@ -6910,14 +7020,14 @@
         </w:trPr>
         <w:tc>
           <w:tcPr>
-            <w:tcW w:type="dxa" w:w="2257"/>
+            <w:tcW w:type="dxa" w:w="2401"/>
             <w:vAlign w:val="center"/>
             <w:shd w:fill="F2F5F9"/>
             <w:tcMar>
-              <w:top w:w="80" w:type="dxa"/>
-              <w:bottom w:w="80" w:type="dxa"/>
-              <w:left w:w="100" w:type="dxa"/>
-              <w:right w:w="100" w:type="dxa"/>
+              <w:top w:w="70" w:type="dxa"/>
+              <w:bottom w:w="70" w:type="dxa"/>
+              <w:left w:w="90" w:type="dxa"/>
+              <w:right w:w="90" w:type="dxa"/>
             </w:tcMar>
           </w:tcPr>
           <w:p>
@@ -6937,14 +7047,14 @@
         </w:tc>
         <w:tc>
           <w:tcPr>
-            <w:tcW w:type="dxa" w:w="2257"/>
+            <w:tcW w:type="dxa" w:w="2401"/>
             <w:vAlign w:val="center"/>
             <w:shd w:fill="F2F5F9"/>
             <w:tcMar>
-              <w:top w:w="80" w:type="dxa"/>
-              <w:bottom w:w="80" w:type="dxa"/>
-              <w:left w:w="100" w:type="dxa"/>
-              <w:right w:w="100" w:type="dxa"/>
+              <w:top w:w="70" w:type="dxa"/>
+              <w:bottom w:w="70" w:type="dxa"/>
+              <w:left w:w="90" w:type="dxa"/>
+              <w:right w:w="90" w:type="dxa"/>
             </w:tcMar>
           </w:tcPr>
           <w:p>
@@ -6964,14 +7074,14 @@
         </w:tc>
         <w:tc>
           <w:tcPr>
-            <w:tcW w:type="dxa" w:w="2257"/>
+            <w:tcW w:type="dxa" w:w="2401"/>
             <w:vAlign w:val="center"/>
             <w:shd w:fill="F2F5F9"/>
             <w:tcMar>
-              <w:top w:w="80" w:type="dxa"/>
-              <w:bottom w:w="80" w:type="dxa"/>
-              <w:left w:w="100" w:type="dxa"/>
-              <w:right w:w="100" w:type="dxa"/>
+              <w:top w:w="70" w:type="dxa"/>
+              <w:bottom w:w="70" w:type="dxa"/>
+              <w:left w:w="90" w:type="dxa"/>
+              <w:right w:w="90" w:type="dxa"/>
             </w:tcMar>
           </w:tcPr>
           <w:p>
@@ -6991,14 +7101,14 @@
         </w:tc>
         <w:tc>
           <w:tcPr>
-            <w:tcW w:type="dxa" w:w="2257"/>
+            <w:tcW w:type="dxa" w:w="2401"/>
             <w:vAlign w:val="center"/>
             <w:shd w:fill="F2F5F9"/>
             <w:tcMar>
-              <w:top w:w="80" w:type="dxa"/>
-              <w:bottom w:w="80" w:type="dxa"/>
-              <w:left w:w="100" w:type="dxa"/>
-              <w:right w:w="100" w:type="dxa"/>
+              <w:top w:w="70" w:type="dxa"/>
+              <w:bottom w:w="70" w:type="dxa"/>
+              <w:left w:w="90" w:type="dxa"/>
+              <w:right w:w="90" w:type="dxa"/>
             </w:tcMar>
           </w:tcPr>
           <w:p>
@@ -7020,7 +7130,7 @@
     </w:tbl>
     <w:p>
       <w:pPr>
-        <w:spacing w:after="120"/>
+        <w:spacing w:after="100"/>
       </w:pPr>
     </w:p>
     <w:tbl>
@@ -7031,21 +7141,21 @@
         <w:tblLook w:firstColumn="1" w:firstRow="1" w:lastColumn="0" w:lastRow="0" w:noHBand="0" w:noVBand="1" w:val="04A0"/>
       </w:tblPr>
       <w:tblGrid>
-        <w:gridCol w:w="9029"/>
+        <w:gridCol w:w="9605"/>
       </w:tblGrid>
       <w:tr>
         <w:tc>
           <w:tcPr>
-            <w:tcW w:type="dxa" w:w="9360"/>
-            <w:shd w:fill="EEF4FB"/>
+            <w:tcW w:type="dxa" w:w="9504"/>
+            <w:shd w:fill="FFFBF5"/>
             <w:tcMar>
               <w:top w:w="120" w:type="dxa"/>
               <w:bottom w:w="120" w:type="dxa"/>
-              <w:left w:w="200" w:type="dxa"/>
+              <w:left w:w="180" w:type="dxa"/>
               <w:right w:w="150" w:type="dxa"/>
             </w:tcMar>
             <w:tcBorders>
-              <w:left w:val="single" w:sz="24" w:space="0" w:color="2E75B6"/>
+              <w:left w:val="single" w:sz="24" w:space="0" w:color="ED7D31"/>
               <w:top w:val="none"/>
               <w:bottom w:val="none"/>
               <w:right w:val="none"/>
@@ -7058,60 +7168,49 @@
             <w:r>
               <w:rPr>
                 <w:rFonts w:ascii="Calibri" w:hAnsi="Calibri"/>
+                <w:b/>
+                <w:color w:val="385723"/>
+                <w:sz w:val="20"/>
+              </w:rPr>
+              <w:t>⚠️ PERINGATAN</w:t>
+              <w:br/>
+            </w:r>
+            <w:r>
+              <w:rPr>
+                <w:rFonts w:ascii="Calibri" w:hAnsi="Calibri"/>
+                <w:b/>
                 <w:i/>
-                <w:color w:val="1F3864"/>
-                <w:sz w:val="20"/>
-              </w:rPr>
-            </w:r>
-          </w:p>
-        </w:tc>
-      </w:tr>
-    </w:tbl>
-    <w:p>
-      <w:pPr>
-        <w:spacing w:after="80"/>
-      </w:pPr>
-    </w:p>
-    <w:tbl>
-      <w:tblPr>
-        <w:tblW w:type="auto" w:w="0"/>
-        <w:jc w:val="center"/>
-        <w:tblLayout w:type="fixed"/>
-        <w:tblLook w:firstColumn="1" w:firstRow="1" w:lastColumn="0" w:lastRow="0" w:noHBand="0" w:noVBand="1" w:val="04A0"/>
-      </w:tblPr>
-      <w:tblGrid>
-        <w:gridCol w:w="9029"/>
-      </w:tblGrid>
-      <w:tr>
-        <w:tc>
-          <w:tcPr>
-            <w:tcW w:type="dxa" w:w="9360"/>
-            <w:shd w:fill="EEF4FB"/>
-            <w:tcMar>
-              <w:top w:w="120" w:type="dxa"/>
-              <w:bottom w:w="120" w:type="dxa"/>
-              <w:left w:w="200" w:type="dxa"/>
-              <w:right w:w="150" w:type="dxa"/>
-            </w:tcMar>
-            <w:tcBorders>
-              <w:left w:val="single" w:sz="24" w:space="0" w:color="2E75B6"/>
-              <w:top w:val="none"/>
-              <w:bottom w:val="none"/>
-              <w:right w:val="none"/>
-            </w:tcBorders>
-          </w:tcPr>
-          <w:p>
-            <w:pPr>
-              <w:spacing w:before="40" w:after="40" w:line="276" w:lineRule="auto"/>
-            </w:pPr>
+                <w:color w:val="262626"/>
+                <w:sz w:val="19"/>
+              </w:rPr>
+              <w:t>Menaikkan status ke E2 akan mengubah angka konsensus yang sudah final</w:t>
+            </w:r>
             <w:r>
               <w:rPr>
                 <w:rFonts w:ascii="Calibri" w:hAnsi="Calibri"/>
                 <w:i/>
-                <w:color w:val="1F3864"/>
-                <w:sz w:val="20"/>
-              </w:rPr>
-              <w:t>**Menaikkan status ke E2 akan mengubah angka konsensus yang sudah final** pada `AGENTS.md` dan Dokumen 024 (neraca E1–E5, serta simulasi "P1/P2 = 120 SKS, P3 = 117 SKS"), sementara dasar substantifnya tidak terpenuhi (overlap 0–6,2%). Selain itu, pengakuan menjadi tidak setara antar jalur: jalur P2 tidak memperoleh tambahan apa pun karena kedua MK pengganti berada di peminatan P1 dan P3.</w:t>
+                <w:color w:val="262626"/>
+                <w:sz w:val="19"/>
+              </w:rPr>
+              <w:t xml:space="preserve"> pada </w:t>
+            </w:r>
+            <w:r>
+              <w:rPr>
+                <w:rFonts w:ascii="Consolas" w:hAnsi="Consolas"/>
+                <w:i/>
+                <w:color w:val="A02828"/>
+                <w:sz w:val="18"/>
+              </w:rPr>
+              <w:t>AGENTS.md</w:t>
+            </w:r>
+            <w:r>
+              <w:rPr>
+                <w:rFonts w:ascii="Calibri" w:hAnsi="Calibri"/>
+                <w:i/>
+                <w:color w:val="262626"/>
+                <w:sz w:val="19"/>
+              </w:rPr>
+              <w:t xml:space="preserve"> dan Dokumen 024 (neraca E1–E5, serta simulasi "P1/P2 = 120 SKS, P3 = 117 SKS"), sementara dasar substantifnya tidak terpenuhi (overlap 0–6,2%). Selain itu, pengakuan menjadi tidak setara antar jalur: jalur P2 tidak memperoleh tambahan apa pun karena kedua MK pengganti berada di peminatan P1 dan P3.</w:t>
             </w:r>
           </w:p>
         </w:tc>
@@ -7129,9 +7228,9 @@
       <w:r>
         <w:rPr>
           <w:color w:val="C8D2E1"/>
-          <w:sz w:val="16"/>
+          <w:sz w:val="14"/>
         </w:rPr>
-        <w:t>_________________________________________________________________________________</w:t>
+        <w:t>———————————————————————————————————————————————————————————————————————————</w:t>
       </w:r>
     </w:p>
     <w:p>
@@ -7210,9 +7309,9 @@
         </w:tblBorders>
       </w:tblPr>
       <w:tblGrid>
-        <w:gridCol w:w="3010"/>
-        <w:gridCol w:w="3010"/>
-        <w:gridCol w:w="3010"/>
+        <w:gridCol w:w="3202"/>
+        <w:gridCol w:w="3202"/>
+        <w:gridCol w:w="3202"/>
       </w:tblGrid>
       <w:tr>
         <w:trPr>
@@ -7222,7 +7321,7 @@
         </w:trPr>
         <w:tc>
           <w:tcPr>
-            <w:tcW w:type="dxa" w:w="3010"/>
+            <w:tcW w:type="dxa" w:w="3202"/>
             <w:vAlign w:val="center"/>
             <w:shd w:fill="1F3864"/>
             <w:tcMar>
@@ -7250,7 +7349,7 @@
         </w:tc>
         <w:tc>
           <w:tcPr>
-            <w:tcW w:type="dxa" w:w="3010"/>
+            <w:tcW w:type="dxa" w:w="3202"/>
             <w:vAlign w:val="center"/>
             <w:shd w:fill="1F3864"/>
             <w:tcMar>
@@ -7278,7 +7377,7 @@
         </w:tc>
         <w:tc>
           <w:tcPr>
-            <w:tcW w:type="dxa" w:w="3010"/>
+            <w:tcW w:type="dxa" w:w="3202"/>
             <w:vAlign w:val="center"/>
             <w:shd w:fill="1F3864"/>
             <w:tcMar>
@@ -7311,14 +7410,14 @@
         </w:trPr>
         <w:tc>
           <w:tcPr>
-            <w:tcW w:type="dxa" w:w="3010"/>
+            <w:tcW w:type="dxa" w:w="3202"/>
             <w:vAlign w:val="center"/>
             <w:shd w:fill="FFFFFF"/>
             <w:tcMar>
-              <w:top w:w="80" w:type="dxa"/>
-              <w:bottom w:w="80" w:type="dxa"/>
-              <w:left w:w="100" w:type="dxa"/>
-              <w:right w:w="100" w:type="dxa"/>
+              <w:top w:w="70" w:type="dxa"/>
+              <w:bottom w:w="70" w:type="dxa"/>
+              <w:left w:w="90" w:type="dxa"/>
+              <w:right w:w="90" w:type="dxa"/>
             </w:tcMar>
           </w:tcPr>
           <w:p>
@@ -7346,14 +7445,14 @@
         </w:tc>
         <w:tc>
           <w:tcPr>
-            <w:tcW w:type="dxa" w:w="3010"/>
+            <w:tcW w:type="dxa" w:w="3202"/>
             <w:vAlign w:val="center"/>
             <w:shd w:fill="FFFFFF"/>
             <w:tcMar>
-              <w:top w:w="80" w:type="dxa"/>
-              <w:bottom w:w="80" w:type="dxa"/>
-              <w:left w:w="100" w:type="dxa"/>
-              <w:right w:w="100" w:type="dxa"/>
+              <w:top w:w="70" w:type="dxa"/>
+              <w:bottom w:w="70" w:type="dxa"/>
+              <w:left w:w="90" w:type="dxa"/>
+              <w:right w:w="90" w:type="dxa"/>
             </w:tcMar>
           </w:tcPr>
           <w:p>
@@ -7405,14 +7504,14 @@
         </w:tc>
         <w:tc>
           <w:tcPr>
-            <w:tcW w:type="dxa" w:w="3010"/>
+            <w:tcW w:type="dxa" w:w="3202"/>
             <w:vAlign w:val="center"/>
             <w:shd w:fill="FFFFFF"/>
             <w:tcMar>
-              <w:top w:w="80" w:type="dxa"/>
-              <w:bottom w:w="80" w:type="dxa"/>
-              <w:left w:w="100" w:type="dxa"/>
-              <w:right w:w="100" w:type="dxa"/>
+              <w:top w:w="70" w:type="dxa"/>
+              <w:bottom w:w="70" w:type="dxa"/>
+              <w:left w:w="90" w:type="dxa"/>
+              <w:right w:w="90" w:type="dxa"/>
             </w:tcMar>
           </w:tcPr>
           <w:p>
@@ -7521,14 +7620,14 @@
         </w:trPr>
         <w:tc>
           <w:tcPr>
-            <w:tcW w:type="dxa" w:w="3010"/>
+            <w:tcW w:type="dxa" w:w="3202"/>
             <w:vAlign w:val="center"/>
             <w:shd w:fill="F2F5F9"/>
             <w:tcMar>
-              <w:top w:w="80" w:type="dxa"/>
-              <w:bottom w:w="80" w:type="dxa"/>
-              <w:left w:w="100" w:type="dxa"/>
-              <w:right w:w="100" w:type="dxa"/>
+              <w:top w:w="70" w:type="dxa"/>
+              <w:bottom w:w="70" w:type="dxa"/>
+              <w:left w:w="90" w:type="dxa"/>
+              <w:right w:w="90" w:type="dxa"/>
             </w:tcMar>
           </w:tcPr>
           <w:p>
@@ -7556,14 +7655,14 @@
         </w:tc>
         <w:tc>
           <w:tcPr>
-            <w:tcW w:type="dxa" w:w="3010"/>
+            <w:tcW w:type="dxa" w:w="3202"/>
             <w:vAlign w:val="center"/>
             <w:shd w:fill="F2F5F9"/>
             <w:tcMar>
-              <w:top w:w="80" w:type="dxa"/>
-              <w:bottom w:w="80" w:type="dxa"/>
-              <w:left w:w="100" w:type="dxa"/>
-              <w:right w:w="100" w:type="dxa"/>
+              <w:top w:w="70" w:type="dxa"/>
+              <w:bottom w:w="70" w:type="dxa"/>
+              <w:left w:w="90" w:type="dxa"/>
+              <w:right w:w="90" w:type="dxa"/>
             </w:tcMar>
           </w:tcPr>
           <w:p>
@@ -7615,14 +7714,14 @@
         </w:tc>
         <w:tc>
           <w:tcPr>
-            <w:tcW w:type="dxa" w:w="3010"/>
+            <w:tcW w:type="dxa" w:w="3202"/>
             <w:vAlign w:val="center"/>
             <w:shd w:fill="F2F5F9"/>
             <w:tcMar>
-              <w:top w:w="80" w:type="dxa"/>
-              <w:bottom w:w="80" w:type="dxa"/>
-              <w:left w:w="100" w:type="dxa"/>
-              <w:right w:w="100" w:type="dxa"/>
+              <w:top w:w="70" w:type="dxa"/>
+              <w:bottom w:w="70" w:type="dxa"/>
+              <w:left w:w="90" w:type="dxa"/>
+              <w:right w:w="90" w:type="dxa"/>
             </w:tcMar>
           </w:tcPr>
           <w:p>
@@ -7776,7 +7875,7 @@
     </w:tbl>
     <w:p>
       <w:pPr>
-        <w:spacing w:after="120"/>
+        <w:spacing w:after="100"/>
       </w:pPr>
     </w:p>
     <w:p>
@@ -7914,10 +8013,10 @@
         </w:tblBorders>
       </w:tblPr>
       <w:tblGrid>
-        <w:gridCol w:w="2257"/>
-        <w:gridCol w:w="2257"/>
-        <w:gridCol w:w="2257"/>
-        <w:gridCol w:w="2257"/>
+        <w:gridCol w:w="2401"/>
+        <w:gridCol w:w="2401"/>
+        <w:gridCol w:w="2401"/>
+        <w:gridCol w:w="2401"/>
       </w:tblGrid>
       <w:tr>
         <w:trPr>
@@ -7927,7 +8026,7 @@
         </w:trPr>
         <w:tc>
           <w:tcPr>
-            <w:tcW w:type="dxa" w:w="2257"/>
+            <w:tcW w:type="dxa" w:w="2401"/>
             <w:vAlign w:val="center"/>
             <w:shd w:fill="1F3864"/>
             <w:tcMar>
@@ -7955,7 +8054,7 @@
         </w:tc>
         <w:tc>
           <w:tcPr>
-            <w:tcW w:type="dxa" w:w="2257"/>
+            <w:tcW w:type="dxa" w:w="2401"/>
             <w:vAlign w:val="center"/>
             <w:shd w:fill="1F3864"/>
             <w:tcMar>
@@ -7983,7 +8082,7 @@
         </w:tc>
         <w:tc>
           <w:tcPr>
-            <w:tcW w:type="dxa" w:w="2257"/>
+            <w:tcW w:type="dxa" w:w="2401"/>
             <w:vAlign w:val="center"/>
             <w:shd w:fill="1F3864"/>
             <w:tcMar>
@@ -8011,7 +8110,7 @@
         </w:tc>
         <w:tc>
           <w:tcPr>
-            <w:tcW w:type="dxa" w:w="2257"/>
+            <w:tcW w:type="dxa" w:w="2401"/>
             <w:vAlign w:val="center"/>
             <w:shd w:fill="1F3864"/>
             <w:tcMar>
@@ -8044,14 +8143,14 @@
         </w:trPr>
         <w:tc>
           <w:tcPr>
-            <w:tcW w:type="dxa" w:w="2257"/>
+            <w:tcW w:type="dxa" w:w="2401"/>
             <w:vAlign w:val="center"/>
             <w:shd w:fill="FFFFFF"/>
             <w:tcMar>
-              <w:top w:w="80" w:type="dxa"/>
-              <w:bottom w:w="80" w:type="dxa"/>
-              <w:left w:w="100" w:type="dxa"/>
-              <w:right w:w="100" w:type="dxa"/>
+              <w:top w:w="70" w:type="dxa"/>
+              <w:bottom w:w="70" w:type="dxa"/>
+              <w:left w:w="90" w:type="dxa"/>
+              <w:right w:w="90" w:type="dxa"/>
             </w:tcMar>
           </w:tcPr>
           <w:p>
@@ -8071,14 +8170,14 @@
         </w:tc>
         <w:tc>
           <w:tcPr>
-            <w:tcW w:type="dxa" w:w="2257"/>
+            <w:tcW w:type="dxa" w:w="2401"/>
             <w:vAlign w:val="center"/>
             <w:shd w:fill="FFFFFF"/>
             <w:tcMar>
-              <w:top w:w="80" w:type="dxa"/>
-              <w:bottom w:w="80" w:type="dxa"/>
-              <w:left w:w="100" w:type="dxa"/>
-              <w:right w:w="100" w:type="dxa"/>
+              <w:top w:w="70" w:type="dxa"/>
+              <w:bottom w:w="70" w:type="dxa"/>
+              <w:left w:w="90" w:type="dxa"/>
+              <w:right w:w="90" w:type="dxa"/>
             </w:tcMar>
           </w:tcPr>
           <w:p>
@@ -8106,14 +8205,14 @@
         </w:tc>
         <w:tc>
           <w:tcPr>
-            <w:tcW w:type="dxa" w:w="2257"/>
+            <w:tcW w:type="dxa" w:w="2401"/>
             <w:vAlign w:val="center"/>
             <w:shd w:fill="FFFFFF"/>
             <w:tcMar>
-              <w:top w:w="80" w:type="dxa"/>
-              <w:bottom w:w="80" w:type="dxa"/>
-              <w:left w:w="100" w:type="dxa"/>
-              <w:right w:w="100" w:type="dxa"/>
+              <w:top w:w="70" w:type="dxa"/>
+              <w:bottom w:w="70" w:type="dxa"/>
+              <w:left w:w="90" w:type="dxa"/>
+              <w:right w:w="90" w:type="dxa"/>
             </w:tcMar>
           </w:tcPr>
           <w:p>
@@ -8197,14 +8296,14 @@
         </w:tc>
         <w:tc>
           <w:tcPr>
-            <w:tcW w:type="dxa" w:w="2257"/>
+            <w:tcW w:type="dxa" w:w="2401"/>
             <w:vAlign w:val="center"/>
             <w:shd w:fill="FFFFFF"/>
             <w:tcMar>
-              <w:top w:w="80" w:type="dxa"/>
-              <w:bottom w:w="80" w:type="dxa"/>
-              <w:left w:w="100" w:type="dxa"/>
-              <w:right w:w="100" w:type="dxa"/>
+              <w:top w:w="70" w:type="dxa"/>
+              <w:bottom w:w="70" w:type="dxa"/>
+              <w:left w:w="90" w:type="dxa"/>
+              <w:right w:w="90" w:type="dxa"/>
             </w:tcMar>
           </w:tcPr>
           <w:p>
@@ -8229,14 +8328,14 @@
         </w:trPr>
         <w:tc>
           <w:tcPr>
-            <w:tcW w:type="dxa" w:w="2257"/>
+            <w:tcW w:type="dxa" w:w="2401"/>
             <w:vAlign w:val="center"/>
             <w:shd w:fill="F2F5F9"/>
             <w:tcMar>
-              <w:top w:w="80" w:type="dxa"/>
-              <w:bottom w:w="80" w:type="dxa"/>
-              <w:left w:w="100" w:type="dxa"/>
-              <w:right w:w="100" w:type="dxa"/>
+              <w:top w:w="70" w:type="dxa"/>
+              <w:bottom w:w="70" w:type="dxa"/>
+              <w:left w:w="90" w:type="dxa"/>
+              <w:right w:w="90" w:type="dxa"/>
             </w:tcMar>
           </w:tcPr>
           <w:p>
@@ -8256,14 +8355,14 @@
         </w:tc>
         <w:tc>
           <w:tcPr>
-            <w:tcW w:type="dxa" w:w="2257"/>
+            <w:tcW w:type="dxa" w:w="2401"/>
             <w:vAlign w:val="center"/>
             <w:shd w:fill="F2F5F9"/>
             <w:tcMar>
-              <w:top w:w="80" w:type="dxa"/>
-              <w:bottom w:w="80" w:type="dxa"/>
-              <w:left w:w="100" w:type="dxa"/>
-              <w:right w:w="100" w:type="dxa"/>
+              <w:top w:w="70" w:type="dxa"/>
+              <w:bottom w:w="70" w:type="dxa"/>
+              <w:left w:w="90" w:type="dxa"/>
+              <w:right w:w="90" w:type="dxa"/>
             </w:tcMar>
           </w:tcPr>
           <w:p>
@@ -8291,14 +8390,14 @@
         </w:tc>
         <w:tc>
           <w:tcPr>
-            <w:tcW w:type="dxa" w:w="2257"/>
+            <w:tcW w:type="dxa" w:w="2401"/>
             <w:vAlign w:val="center"/>
             <w:shd w:fill="F2F5F9"/>
             <w:tcMar>
-              <w:top w:w="80" w:type="dxa"/>
-              <w:bottom w:w="80" w:type="dxa"/>
-              <w:left w:w="100" w:type="dxa"/>
-              <w:right w:w="100" w:type="dxa"/>
+              <w:top w:w="70" w:type="dxa"/>
+              <w:bottom w:w="70" w:type="dxa"/>
+              <w:left w:w="90" w:type="dxa"/>
+              <w:right w:w="90" w:type="dxa"/>
             </w:tcMar>
           </w:tcPr>
           <w:p>
@@ -8335,14 +8434,14 @@
         </w:tc>
         <w:tc>
           <w:tcPr>
-            <w:tcW w:type="dxa" w:w="2257"/>
+            <w:tcW w:type="dxa" w:w="2401"/>
             <w:vAlign w:val="center"/>
             <w:shd w:fill="F2F5F9"/>
             <w:tcMar>
-              <w:top w:w="80" w:type="dxa"/>
-              <w:bottom w:w="80" w:type="dxa"/>
-              <w:left w:w="100" w:type="dxa"/>
-              <w:right w:w="100" w:type="dxa"/>
+              <w:top w:w="70" w:type="dxa"/>
+              <w:bottom w:w="70" w:type="dxa"/>
+              <w:left w:w="90" w:type="dxa"/>
+              <w:right w:w="90" w:type="dxa"/>
             </w:tcMar>
           </w:tcPr>
           <w:p>
@@ -8364,7 +8463,7 @@
     </w:tbl>
     <w:p>
       <w:pPr>
-        <w:spacing w:after="120"/>
+        <w:spacing w:after="100"/>
       </w:pPr>
     </w:p>
     <w:tbl>
@@ -8375,17 +8474,17 @@
         <w:tblLook w:firstColumn="1" w:firstRow="1" w:lastColumn="0" w:lastRow="0" w:noHBand="0" w:noVBand="1" w:val="04A0"/>
       </w:tblPr>
       <w:tblGrid>
-        <w:gridCol w:w="9029"/>
+        <w:gridCol w:w="9605"/>
       </w:tblGrid>
       <w:tr>
         <w:tc>
           <w:tcPr>
-            <w:tcW w:type="dxa" w:w="9360"/>
+            <w:tcW w:type="dxa" w:w="9504"/>
             <w:shd w:fill="EEF4FB"/>
             <w:tcMar>
               <w:top w:w="120" w:type="dxa"/>
               <w:bottom w:w="120" w:type="dxa"/>
-              <w:left w:w="200" w:type="dxa"/>
+              <w:left w:w="180" w:type="dxa"/>
               <w:right w:w="150" w:type="dxa"/>
             </w:tcMar>
             <w:tcBorders>
@@ -8402,60 +8501,40 @@
             <w:r>
               <w:rPr>
                 <w:rFonts w:ascii="Calibri" w:hAnsi="Calibri"/>
-                <w:i/>
+                <w:b/>
                 <w:color w:val="1F3864"/>
                 <w:sz w:val="20"/>
               </w:rPr>
-            </w:r>
-          </w:p>
-        </w:tc>
-      </w:tr>
-    </w:tbl>
-    <w:p>
-      <w:pPr>
-        <w:spacing w:after="80"/>
-      </w:pPr>
-    </w:p>
-    <w:tbl>
-      <w:tblPr>
-        <w:tblW w:type="auto" w:w="0"/>
-        <w:jc w:val="center"/>
-        <w:tblLayout w:type="fixed"/>
-        <w:tblLook w:firstColumn="1" w:firstRow="1" w:lastColumn="0" w:lastRow="0" w:noHBand="0" w:noVBand="1" w:val="04A0"/>
-      </w:tblPr>
-      <w:tblGrid>
-        <w:gridCol w:w="9029"/>
-      </w:tblGrid>
-      <w:tr>
-        <w:tc>
-          <w:tcPr>
-            <w:tcW w:type="dxa" w:w="9360"/>
-            <w:shd w:fill="EEF4FB"/>
-            <w:tcMar>
-              <w:top w:w="120" w:type="dxa"/>
-              <w:bottom w:w="120" w:type="dxa"/>
-              <w:left w:w="200" w:type="dxa"/>
-              <w:right w:w="150" w:type="dxa"/>
-            </w:tcMar>
-            <w:tcBorders>
-              <w:left w:val="single" w:sz="24" w:space="0" w:color="2E75B6"/>
-              <w:top w:val="none"/>
-              <w:bottom w:val="none"/>
-              <w:right w:val="none"/>
-            </w:tcBorders>
-          </w:tcPr>
-          <w:p>
-            <w:pPr>
-              <w:spacing w:before="40" w:after="40" w:line="276" w:lineRule="auto"/>
-            </w:pPr>
+              <w:t>ℹ️ CATATAN</w:t>
+              <w:br/>
+            </w:r>
             <w:r>
               <w:rPr>
                 <w:rFonts w:ascii="Calibri" w:hAnsi="Calibri"/>
                 <w:i/>
-                <w:color w:val="1F3864"/>
-                <w:sz w:val="20"/>
-              </w:rPr>
-              <w:t>Bila opsi 6.3 dijalankan, status kedua MK lama **tetap E5**. Perluasan cakupan tidak otomatis menciptakan hak penyetaraan, karena penyetaraan menuntut kesetaraan capaian pembelajaran, bukan sekadar kehadiran topik.</w:t>
+                <w:color w:val="262626"/>
+                <w:sz w:val="19"/>
+              </w:rPr>
+              <w:t xml:space="preserve">Bila opsi 6.3 dijalankan, status kedua MK lama </w:t>
+            </w:r>
+            <w:r>
+              <w:rPr>
+                <w:rFonts w:ascii="Calibri" w:hAnsi="Calibri"/>
+                <w:b/>
+                <w:i/>
+                <w:color w:val="262626"/>
+                <w:sz w:val="19"/>
+              </w:rPr>
+              <w:t>tetap E5</w:t>
+            </w:r>
+            <w:r>
+              <w:rPr>
+                <w:rFonts w:ascii="Calibri" w:hAnsi="Calibri"/>
+                <w:i/>
+                <w:color w:val="262626"/>
+                <w:sz w:val="19"/>
+              </w:rPr>
+              <w:t>. Perluasan cakupan tidak otomatis menciptakan hak penyetaraan, karena penyetaraan menuntut kesetaraan capaian pembelajaran, bukan sekadar kehadiran topik.</w:t>
             </w:r>
           </w:p>
         </w:tc>
@@ -8473,9 +8552,9 @@
       <w:r>
         <w:rPr>
           <w:color w:val="C8D2E1"/>
-          <w:sz w:val="16"/>
+          <w:sz w:val="14"/>
         </w:rPr>
-        <w:t>_________________________________________________________________________________</w:t>
+        <w:t>———————————————————————————————————————————————————————————————————————————</w:t>
       </w:r>
     </w:p>
     <w:p>
@@ -8509,9 +8588,9 @@
         </w:tblBorders>
       </w:tblPr>
       <w:tblGrid>
-        <w:gridCol w:w="3010"/>
-        <w:gridCol w:w="3010"/>
-        <w:gridCol w:w="3010"/>
+        <w:gridCol w:w="3202"/>
+        <w:gridCol w:w="3202"/>
+        <w:gridCol w:w="3202"/>
       </w:tblGrid>
       <w:tr>
         <w:trPr>
@@ -8521,7 +8600,7 @@
         </w:trPr>
         <w:tc>
           <w:tcPr>
-            <w:tcW w:type="dxa" w:w="3010"/>
+            <w:tcW w:type="dxa" w:w="3202"/>
             <w:vAlign w:val="center"/>
             <w:shd w:fill="1F3864"/>
             <w:tcMar>
@@ -8549,7 +8628,7 @@
         </w:tc>
         <w:tc>
           <w:tcPr>
-            <w:tcW w:type="dxa" w:w="3010"/>
+            <w:tcW w:type="dxa" w:w="3202"/>
             <w:vAlign w:val="center"/>
             <w:shd w:fill="1F3864"/>
             <w:tcMar>
@@ -8577,7 +8656,7 @@
         </w:tc>
         <w:tc>
           <w:tcPr>
-            <w:tcW w:type="dxa" w:w="3010"/>
+            <w:tcW w:type="dxa" w:w="3202"/>
             <w:vAlign w:val="center"/>
             <w:shd w:fill="1F3864"/>
             <w:tcMar>
@@ -8610,14 +8689,14 @@
         </w:trPr>
         <w:tc>
           <w:tcPr>
-            <w:tcW w:type="dxa" w:w="3010"/>
+            <w:tcW w:type="dxa" w:w="3202"/>
             <w:vAlign w:val="center"/>
             <w:shd w:fill="FFFFFF"/>
             <w:tcMar>
-              <w:top w:w="80" w:type="dxa"/>
-              <w:bottom w:w="80" w:type="dxa"/>
-              <w:left w:w="100" w:type="dxa"/>
-              <w:right w:w="100" w:type="dxa"/>
+              <w:top w:w="70" w:type="dxa"/>
+              <w:bottom w:w="70" w:type="dxa"/>
+              <w:left w:w="90" w:type="dxa"/>
+              <w:right w:w="90" w:type="dxa"/>
             </w:tcMar>
           </w:tcPr>
           <w:p>
@@ -8637,14 +8716,14 @@
         </w:tc>
         <w:tc>
           <w:tcPr>
-            <w:tcW w:type="dxa" w:w="3010"/>
+            <w:tcW w:type="dxa" w:w="3202"/>
             <w:vAlign w:val="center"/>
             <w:shd w:fill="FFFFFF"/>
             <w:tcMar>
-              <w:top w:w="80" w:type="dxa"/>
-              <w:bottom w:w="80" w:type="dxa"/>
-              <w:left w:w="100" w:type="dxa"/>
-              <w:right w:w="100" w:type="dxa"/>
+              <w:top w:w="70" w:type="dxa"/>
+              <w:bottom w:w="70" w:type="dxa"/>
+              <w:left w:w="90" w:type="dxa"/>
+              <w:right w:w="90" w:type="dxa"/>
             </w:tcMar>
           </w:tcPr>
           <w:p>
@@ -8664,14 +8743,14 @@
         </w:tc>
         <w:tc>
           <w:tcPr>
-            <w:tcW w:type="dxa" w:w="3010"/>
+            <w:tcW w:type="dxa" w:w="3202"/>
             <w:vAlign w:val="center"/>
             <w:shd w:fill="FFFFFF"/>
             <w:tcMar>
-              <w:top w:w="80" w:type="dxa"/>
-              <w:bottom w:w="80" w:type="dxa"/>
-              <w:left w:w="100" w:type="dxa"/>
-              <w:right w:w="100" w:type="dxa"/>
+              <w:top w:w="70" w:type="dxa"/>
+              <w:bottom w:w="70" w:type="dxa"/>
+              <w:left w:w="90" w:type="dxa"/>
+              <w:right w:w="90" w:type="dxa"/>
             </w:tcMar>
           </w:tcPr>
           <w:p>
@@ -8696,14 +8775,14 @@
         </w:trPr>
         <w:tc>
           <w:tcPr>
-            <w:tcW w:type="dxa" w:w="3010"/>
+            <w:tcW w:type="dxa" w:w="3202"/>
             <w:vAlign w:val="center"/>
             <w:shd w:fill="F2F5F9"/>
             <w:tcMar>
-              <w:top w:w="80" w:type="dxa"/>
-              <w:bottom w:w="80" w:type="dxa"/>
-              <w:left w:w="100" w:type="dxa"/>
-              <w:right w:w="100" w:type="dxa"/>
+              <w:top w:w="70" w:type="dxa"/>
+              <w:bottom w:w="70" w:type="dxa"/>
+              <w:left w:w="90" w:type="dxa"/>
+              <w:right w:w="90" w:type="dxa"/>
             </w:tcMar>
           </w:tcPr>
           <w:p>
@@ -8723,14 +8802,14 @@
         </w:tc>
         <w:tc>
           <w:tcPr>
-            <w:tcW w:type="dxa" w:w="3010"/>
+            <w:tcW w:type="dxa" w:w="3202"/>
             <w:vAlign w:val="center"/>
             <w:shd w:fill="F2F5F9"/>
             <w:tcMar>
-              <w:top w:w="80" w:type="dxa"/>
-              <w:bottom w:w="80" w:type="dxa"/>
-              <w:left w:w="100" w:type="dxa"/>
-              <w:right w:w="100" w:type="dxa"/>
+              <w:top w:w="70" w:type="dxa"/>
+              <w:bottom w:w="70" w:type="dxa"/>
+              <w:left w:w="90" w:type="dxa"/>
+              <w:right w:w="90" w:type="dxa"/>
             </w:tcMar>
           </w:tcPr>
           <w:p>
@@ -8750,14 +8829,14 @@
         </w:tc>
         <w:tc>
           <w:tcPr>
-            <w:tcW w:type="dxa" w:w="3010"/>
+            <w:tcW w:type="dxa" w:w="3202"/>
             <w:vAlign w:val="center"/>
             <w:shd w:fill="F2F5F9"/>
             <w:tcMar>
-              <w:top w:w="80" w:type="dxa"/>
-              <w:bottom w:w="80" w:type="dxa"/>
-              <w:left w:w="100" w:type="dxa"/>
-              <w:right w:w="100" w:type="dxa"/>
+              <w:top w:w="70" w:type="dxa"/>
+              <w:bottom w:w="70" w:type="dxa"/>
+              <w:left w:w="90" w:type="dxa"/>
+              <w:right w:w="90" w:type="dxa"/>
             </w:tcMar>
           </w:tcPr>
           <w:p>
@@ -8782,14 +8861,14 @@
         </w:trPr>
         <w:tc>
           <w:tcPr>
-            <w:tcW w:type="dxa" w:w="3010"/>
+            <w:tcW w:type="dxa" w:w="3202"/>
             <w:vAlign w:val="center"/>
             <w:shd w:fill="FFFFFF"/>
             <w:tcMar>
-              <w:top w:w="80" w:type="dxa"/>
-              <w:bottom w:w="80" w:type="dxa"/>
-              <w:left w:w="100" w:type="dxa"/>
-              <w:right w:w="100" w:type="dxa"/>
+              <w:top w:w="70" w:type="dxa"/>
+              <w:bottom w:w="70" w:type="dxa"/>
+              <w:left w:w="90" w:type="dxa"/>
+              <w:right w:w="90" w:type="dxa"/>
             </w:tcMar>
           </w:tcPr>
           <w:p>
@@ -8809,14 +8888,14 @@
         </w:tc>
         <w:tc>
           <w:tcPr>
-            <w:tcW w:type="dxa" w:w="3010"/>
+            <w:tcW w:type="dxa" w:w="3202"/>
             <w:vAlign w:val="center"/>
             <w:shd w:fill="FFFFFF"/>
             <w:tcMar>
-              <w:top w:w="80" w:type="dxa"/>
-              <w:bottom w:w="80" w:type="dxa"/>
-              <w:left w:w="100" w:type="dxa"/>
-              <w:right w:w="100" w:type="dxa"/>
+              <w:top w:w="70" w:type="dxa"/>
+              <w:bottom w:w="70" w:type="dxa"/>
+              <w:left w:w="90" w:type="dxa"/>
+              <w:right w:w="90" w:type="dxa"/>
             </w:tcMar>
           </w:tcPr>
           <w:p>
@@ -8852,14 +8931,14 @@
         </w:tc>
         <w:tc>
           <w:tcPr>
-            <w:tcW w:type="dxa" w:w="3010"/>
+            <w:tcW w:type="dxa" w:w="3202"/>
             <w:vAlign w:val="center"/>
             <w:shd w:fill="FFFFFF"/>
             <w:tcMar>
-              <w:top w:w="80" w:type="dxa"/>
-              <w:bottom w:w="80" w:type="dxa"/>
-              <w:left w:w="100" w:type="dxa"/>
-              <w:right w:w="100" w:type="dxa"/>
+              <w:top w:w="70" w:type="dxa"/>
+              <w:bottom w:w="70" w:type="dxa"/>
+              <w:left w:w="90" w:type="dxa"/>
+              <w:right w:w="90" w:type="dxa"/>
             </w:tcMar>
           </w:tcPr>
           <w:p>
@@ -8884,14 +8963,14 @@
         </w:trPr>
         <w:tc>
           <w:tcPr>
-            <w:tcW w:type="dxa" w:w="3010"/>
+            <w:tcW w:type="dxa" w:w="3202"/>
             <w:vAlign w:val="center"/>
             <w:shd w:fill="F2F5F9"/>
             <w:tcMar>
-              <w:top w:w="80" w:type="dxa"/>
-              <w:bottom w:w="80" w:type="dxa"/>
-              <w:left w:w="100" w:type="dxa"/>
-              <w:right w:w="100" w:type="dxa"/>
+              <w:top w:w="70" w:type="dxa"/>
+              <w:bottom w:w="70" w:type="dxa"/>
+              <w:left w:w="90" w:type="dxa"/>
+              <w:right w:w="90" w:type="dxa"/>
             </w:tcMar>
           </w:tcPr>
           <w:p>
@@ -8911,14 +8990,14 @@
         </w:tc>
         <w:tc>
           <w:tcPr>
-            <w:tcW w:type="dxa" w:w="3010"/>
+            <w:tcW w:type="dxa" w:w="3202"/>
             <w:vAlign w:val="center"/>
             <w:shd w:fill="F2F5F9"/>
             <w:tcMar>
-              <w:top w:w="80" w:type="dxa"/>
-              <w:bottom w:w="80" w:type="dxa"/>
-              <w:left w:w="100" w:type="dxa"/>
-              <w:right w:w="100" w:type="dxa"/>
+              <w:top w:w="70" w:type="dxa"/>
+              <w:bottom w:w="70" w:type="dxa"/>
+              <w:left w:w="90" w:type="dxa"/>
+              <w:right w:w="90" w:type="dxa"/>
             </w:tcMar>
           </w:tcPr>
           <w:p>
@@ -8954,14 +9033,14 @@
         </w:tc>
         <w:tc>
           <w:tcPr>
-            <w:tcW w:type="dxa" w:w="3010"/>
+            <w:tcW w:type="dxa" w:w="3202"/>
             <w:vAlign w:val="center"/>
             <w:shd w:fill="F2F5F9"/>
             <w:tcMar>
-              <w:top w:w="80" w:type="dxa"/>
-              <w:bottom w:w="80" w:type="dxa"/>
-              <w:left w:w="100" w:type="dxa"/>
-              <w:right w:w="100" w:type="dxa"/>
+              <w:top w:w="70" w:type="dxa"/>
+              <w:bottom w:w="70" w:type="dxa"/>
+              <w:left w:w="90" w:type="dxa"/>
+              <w:right w:w="90" w:type="dxa"/>
             </w:tcMar>
           </w:tcPr>
           <w:p>
@@ -8986,14 +9065,14 @@
         </w:trPr>
         <w:tc>
           <w:tcPr>
-            <w:tcW w:type="dxa" w:w="3010"/>
+            <w:tcW w:type="dxa" w:w="3202"/>
             <w:vAlign w:val="center"/>
             <w:shd w:fill="FFFFFF"/>
             <w:tcMar>
-              <w:top w:w="80" w:type="dxa"/>
-              <w:bottom w:w="80" w:type="dxa"/>
-              <w:left w:w="100" w:type="dxa"/>
-              <w:right w:w="100" w:type="dxa"/>
+              <w:top w:w="70" w:type="dxa"/>
+              <w:bottom w:w="70" w:type="dxa"/>
+              <w:left w:w="90" w:type="dxa"/>
+              <w:right w:w="90" w:type="dxa"/>
             </w:tcMar>
           </w:tcPr>
           <w:p>
@@ -9013,14 +9092,14 @@
         </w:tc>
         <w:tc>
           <w:tcPr>
-            <w:tcW w:type="dxa" w:w="3010"/>
+            <w:tcW w:type="dxa" w:w="3202"/>
             <w:vAlign w:val="center"/>
             <w:shd w:fill="FFFFFF"/>
             <w:tcMar>
-              <w:top w:w="80" w:type="dxa"/>
-              <w:bottom w:w="80" w:type="dxa"/>
-              <w:left w:w="100" w:type="dxa"/>
-              <w:right w:w="100" w:type="dxa"/>
+              <w:top w:w="70" w:type="dxa"/>
+              <w:bottom w:w="70" w:type="dxa"/>
+              <w:left w:w="90" w:type="dxa"/>
+              <w:right w:w="90" w:type="dxa"/>
             </w:tcMar>
           </w:tcPr>
           <w:p>
@@ -9040,14 +9119,14 @@
         </w:tc>
         <w:tc>
           <w:tcPr>
-            <w:tcW w:type="dxa" w:w="3010"/>
+            <w:tcW w:type="dxa" w:w="3202"/>
             <w:vAlign w:val="center"/>
             <w:shd w:fill="FFFFFF"/>
             <w:tcMar>
-              <w:top w:w="80" w:type="dxa"/>
-              <w:bottom w:w="80" w:type="dxa"/>
-              <w:left w:w="100" w:type="dxa"/>
-              <w:right w:w="100" w:type="dxa"/>
+              <w:top w:w="70" w:type="dxa"/>
+              <w:bottom w:w="70" w:type="dxa"/>
+              <w:left w:w="90" w:type="dxa"/>
+              <w:right w:w="90" w:type="dxa"/>
             </w:tcMar>
           </w:tcPr>
           <w:p>
@@ -9072,14 +9151,14 @@
         </w:trPr>
         <w:tc>
           <w:tcPr>
-            <w:tcW w:type="dxa" w:w="3010"/>
+            <w:tcW w:type="dxa" w:w="3202"/>
             <w:vAlign w:val="center"/>
             <w:shd w:fill="F2F5F9"/>
             <w:tcMar>
-              <w:top w:w="80" w:type="dxa"/>
-              <w:bottom w:w="80" w:type="dxa"/>
-              <w:left w:w="100" w:type="dxa"/>
-              <w:right w:w="100" w:type="dxa"/>
+              <w:top w:w="70" w:type="dxa"/>
+              <w:bottom w:w="70" w:type="dxa"/>
+              <w:left w:w="90" w:type="dxa"/>
+              <w:right w:w="90" w:type="dxa"/>
             </w:tcMar>
           </w:tcPr>
           <w:p>
@@ -9099,14 +9178,14 @@
         </w:tc>
         <w:tc>
           <w:tcPr>
-            <w:tcW w:type="dxa" w:w="3010"/>
+            <w:tcW w:type="dxa" w:w="3202"/>
             <w:vAlign w:val="center"/>
             <w:shd w:fill="F2F5F9"/>
             <w:tcMar>
-              <w:top w:w="80" w:type="dxa"/>
-              <w:bottom w:w="80" w:type="dxa"/>
-              <w:left w:w="100" w:type="dxa"/>
-              <w:right w:w="100" w:type="dxa"/>
+              <w:top w:w="70" w:type="dxa"/>
+              <w:bottom w:w="70" w:type="dxa"/>
+              <w:left w:w="90" w:type="dxa"/>
+              <w:right w:w="90" w:type="dxa"/>
             </w:tcMar>
           </w:tcPr>
           <w:p>
@@ -9134,14 +9213,14 @@
         </w:tc>
         <w:tc>
           <w:tcPr>
-            <w:tcW w:type="dxa" w:w="3010"/>
+            <w:tcW w:type="dxa" w:w="3202"/>
             <w:vAlign w:val="center"/>
             <w:shd w:fill="F2F5F9"/>
             <w:tcMar>
-              <w:top w:w="80" w:type="dxa"/>
-              <w:bottom w:w="80" w:type="dxa"/>
-              <w:left w:w="100" w:type="dxa"/>
-              <w:right w:w="100" w:type="dxa"/>
+              <w:top w:w="70" w:type="dxa"/>
+              <w:bottom w:w="70" w:type="dxa"/>
+              <w:left w:w="90" w:type="dxa"/>
+              <w:right w:w="90" w:type="dxa"/>
             </w:tcMar>
           </w:tcPr>
           <w:p>
@@ -9166,14 +9245,14 @@
         </w:trPr>
         <w:tc>
           <w:tcPr>
-            <w:tcW w:type="dxa" w:w="3010"/>
+            <w:tcW w:type="dxa" w:w="3202"/>
             <w:vAlign w:val="center"/>
             <w:shd w:fill="FFFFFF"/>
             <w:tcMar>
-              <w:top w:w="80" w:type="dxa"/>
-              <w:bottom w:w="80" w:type="dxa"/>
-              <w:left w:w="100" w:type="dxa"/>
-              <w:right w:w="100" w:type="dxa"/>
+              <w:top w:w="70" w:type="dxa"/>
+              <w:bottom w:w="70" w:type="dxa"/>
+              <w:left w:w="90" w:type="dxa"/>
+              <w:right w:w="90" w:type="dxa"/>
             </w:tcMar>
           </w:tcPr>
           <w:p>
@@ -9193,14 +9272,14 @@
         </w:tc>
         <w:tc>
           <w:tcPr>
-            <w:tcW w:type="dxa" w:w="3010"/>
+            <w:tcW w:type="dxa" w:w="3202"/>
             <w:vAlign w:val="center"/>
             <w:shd w:fill="FFFFFF"/>
             <w:tcMar>
-              <w:top w:w="80" w:type="dxa"/>
-              <w:bottom w:w="80" w:type="dxa"/>
-              <w:left w:w="100" w:type="dxa"/>
-              <w:right w:w="100" w:type="dxa"/>
+              <w:top w:w="70" w:type="dxa"/>
+              <w:bottom w:w="70" w:type="dxa"/>
+              <w:left w:w="90" w:type="dxa"/>
+              <w:right w:w="90" w:type="dxa"/>
             </w:tcMar>
           </w:tcPr>
           <w:p>
@@ -9228,14 +9307,14 @@
         </w:tc>
         <w:tc>
           <w:tcPr>
-            <w:tcW w:type="dxa" w:w="3010"/>
+            <w:tcW w:type="dxa" w:w="3202"/>
             <w:vAlign w:val="center"/>
             <w:shd w:fill="FFFFFF"/>
             <w:tcMar>
-              <w:top w:w="80" w:type="dxa"/>
-              <w:bottom w:w="80" w:type="dxa"/>
-              <w:left w:w="100" w:type="dxa"/>
-              <w:right w:w="100" w:type="dxa"/>
+              <w:top w:w="70" w:type="dxa"/>
+              <w:bottom w:w="70" w:type="dxa"/>
+              <w:left w:w="90" w:type="dxa"/>
+              <w:right w:w="90" w:type="dxa"/>
             </w:tcMar>
           </w:tcPr>
           <w:p>
@@ -9257,7 +9336,7 @@
     </w:tbl>
     <w:p>
       <w:pPr>
-        <w:spacing w:after="120"/>
+        <w:spacing w:after="100"/>
       </w:pPr>
     </w:p>
     <w:tbl>
@@ -9268,21 +9347,21 @@
         <w:tblLook w:firstColumn="1" w:firstRow="1" w:lastColumn="0" w:lastRow="0" w:noHBand="0" w:noVBand="1" w:val="04A0"/>
       </w:tblPr>
       <w:tblGrid>
-        <w:gridCol w:w="9029"/>
+        <w:gridCol w:w="9605"/>
       </w:tblGrid>
       <w:tr>
         <w:tc>
           <w:tcPr>
-            <w:tcW w:type="dxa" w:w="9360"/>
-            <w:shd w:fill="EEF4FB"/>
+            <w:tcW w:type="dxa" w:w="9504"/>
+            <w:shd w:fill="FFF5F5"/>
             <w:tcMar>
               <w:top w:w="120" w:type="dxa"/>
               <w:bottom w:w="120" w:type="dxa"/>
-              <w:left w:w="200" w:type="dxa"/>
+              <w:left w:w="180" w:type="dxa"/>
               <w:right w:w="150" w:type="dxa"/>
             </w:tcMar>
             <w:tcBorders>
-              <w:left w:val="single" w:sz="24" w:space="0" w:color="2E75B6"/>
+              <w:left w:val="single" w:sz="24" w:space="0" w:color="C00000"/>
               <w:top w:val="none"/>
               <w:bottom w:val="none"/>
               <w:right w:val="none"/>
@@ -9295,60 +9374,69 @@
             <w:r>
               <w:rPr>
                 <w:rFonts w:ascii="Calibri" w:hAnsi="Calibri"/>
+                <w:b/>
+                <w:color w:val="C00000"/>
+                <w:sz w:val="20"/>
+              </w:rPr>
+              <w:t>⚡ PENTING</w:t>
+              <w:br/>
+            </w:r>
+            <w:r>
+              <w:rPr>
+                <w:rFonts w:ascii="Calibri" w:hAnsi="Calibri"/>
+                <w:b/>
                 <w:i/>
-                <w:color w:val="1F3864"/>
-                <w:sz w:val="20"/>
-              </w:rPr>
-            </w:r>
-          </w:p>
-        </w:tc>
-      </w:tr>
-    </w:tbl>
-    <w:p>
-      <w:pPr>
-        <w:spacing w:after="80"/>
-      </w:pPr>
-    </w:p>
-    <w:tbl>
-      <w:tblPr>
-        <w:tblW w:type="auto" w:w="0"/>
-        <w:jc w:val="center"/>
-        <w:tblLayout w:type="fixed"/>
-        <w:tblLook w:firstColumn="1" w:firstRow="1" w:lastColumn="0" w:lastRow="0" w:noHBand="0" w:noVBand="1" w:val="04A0"/>
-      </w:tblPr>
-      <w:tblGrid>
-        <w:gridCol w:w="9029"/>
-      </w:tblGrid>
-      <w:tr>
-        <w:tc>
-          <w:tcPr>
-            <w:tcW w:type="dxa" w:w="9360"/>
-            <w:shd w:fill="EEF4FB"/>
-            <w:tcMar>
-              <w:top w:w="120" w:type="dxa"/>
-              <w:bottom w:w="120" w:type="dxa"/>
-              <w:left w:w="200" w:type="dxa"/>
-              <w:right w:w="150" w:type="dxa"/>
-            </w:tcMar>
-            <w:tcBorders>
-              <w:left w:val="single" w:sz="24" w:space="0" w:color="2E75B6"/>
-              <w:top w:val="none"/>
-              <w:bottom w:val="none"/>
-              <w:right w:val="none"/>
-            </w:tcBorders>
-          </w:tcPr>
-          <w:p>
-            <w:pPr>
-              <w:spacing w:before="40" w:after="40" w:line="276" w:lineRule="auto"/>
-            </w:pPr>
+                <w:color w:val="262626"/>
+                <w:sz w:val="19"/>
+              </w:rPr>
+              <w:t>Dokumen 024 belum diubah.</w:t>
+            </w:r>
             <w:r>
               <w:rPr>
                 <w:rFonts w:ascii="Calibri" w:hAnsi="Calibri"/>
                 <w:i/>
-                <w:color w:val="1F3864"/>
-                <w:sz w:val="20"/>
-              </w:rPr>
-              <w:t>**Dokumen 024 belum diubah.** Angka konsensus tetap: E1 34 MK / E2 11 MK / E3 8 MK / E4 1 MK / **E5 2 MK**, dengan simulasi pengakuan P1 = P2 = 120 SKS dan P3 = 117 SKS. Rekomendasi Bagian 6.1 dan 6.2 bersifat perbaikan redaksi dan **tidak mengubah satu pun angka tersebut**.</w:t>
+                <w:color w:val="262626"/>
+                <w:sz w:val="19"/>
+              </w:rPr>
+              <w:t xml:space="preserve"> Angka konsensus tetap: E1 34 MK / E2 11 MK / E3 8 MK / E4 1 MK / </w:t>
+            </w:r>
+            <w:r>
+              <w:rPr>
+                <w:rFonts w:ascii="Calibri" w:hAnsi="Calibri"/>
+                <w:b/>
+                <w:i/>
+                <w:color w:val="262626"/>
+                <w:sz w:val="19"/>
+              </w:rPr>
+              <w:t>E5 2 MK</w:t>
+            </w:r>
+            <w:r>
+              <w:rPr>
+                <w:rFonts w:ascii="Calibri" w:hAnsi="Calibri"/>
+                <w:i/>
+                <w:color w:val="262626"/>
+                <w:sz w:val="19"/>
+              </w:rPr>
+              <w:t xml:space="preserve">, dengan simulasi pengakuan P1 = P2 = 120 SKS dan P3 = 117 SKS. Rekomendasi Bagian 6.1 dan 6.2 bersifat perbaikan redaksi dan </w:t>
+            </w:r>
+            <w:r>
+              <w:rPr>
+                <w:rFonts w:ascii="Calibri" w:hAnsi="Calibri"/>
+                <w:b/>
+                <w:i/>
+                <w:color w:val="262626"/>
+                <w:sz w:val="19"/>
+              </w:rPr>
+              <w:t>tidak mengubah satu pun angka tersebut</w:t>
+            </w:r>
+            <w:r>
+              <w:rPr>
+                <w:rFonts w:ascii="Calibri" w:hAnsi="Calibri"/>
+                <w:i/>
+                <w:color w:val="262626"/>
+                <w:sz w:val="19"/>
+              </w:rPr>
+              <w:t>.</w:t>
             </w:r>
           </w:p>
         </w:tc>
@@ -9366,9 +9454,9 @@
       <w:r>
         <w:rPr>
           <w:color w:val="C8D2E1"/>
-          <w:sz w:val="16"/>
+          <w:sz w:val="14"/>
         </w:rPr>
-        <w:t>_________________________________________________________________________________</w:t>
+        <w:t>———————————————————————————————————————————————————————————————————————————</w:t>
       </w:r>
     </w:p>
     <w:p>
@@ -9400,13 +9488,53 @@
       </w:r>
     </w:p>
     <w:sectPr>
+      <w:headerReference w:type="default" r:id="rId9"/>
+      <w:footerReference w:type="default" r:id="rId10"/>
       <w:pgSz w:w="11909" w:h="16834"/>
-      <w:pgMar w:top="1440" w:right="1440" w:bottom="1440" w:left="1440" w:header="720" w:footer="720" w:gutter="0"/>
+      <w:pgMar w:top="1152" w:right="1152" w:bottom="1152" w:left="1152" w:header="720" w:footer="720" w:gutter="0"/>
       <w:cols w:space="720"/>
       <w:docGrid w:linePitch="360"/>
     </w:sectPr>
   </w:body>
 </w:document>
+</file>
+
+<file path=word/footer1.xml><?xml version="1.0" encoding="utf-8"?>
+<w:ftr xmlns:m="http://schemas.openxmlformats.org/officeDocument/2006/math" xmlns:mc="http://schemas.openxmlformats.org/markup-compatibility/2006" xmlns:mo="http://schemas.microsoft.com/office/mac/office/2008/main" xmlns:mv="urn:schemas-microsoft-com:mac:vml" xmlns:o="urn:schemas-microsoft-com:office:office" xmlns:r="http://schemas.openxmlformats.org/officeDocument/2006/relationships" xmlns:v="urn:schemas-microsoft-com:vml" xmlns:w10="urn:schemas-microsoft-com:office:word" xmlns:w14="http://schemas.microsoft.com/office/word/2010/wordml" xmlns:w="http://schemas.openxmlformats.org/wordprocessingml/2006/main" xmlns:wne="http://schemas.microsoft.com/office/word/2006/wordml" xmlns:wp14="http://schemas.microsoft.com/office/word/2010/wordprocessingDrawing" xmlns:wp="http://schemas.openxmlformats.org/drawingml/2006/wordprocessingDrawing" xmlns:wpc="http://schemas.microsoft.com/office/word/2010/wordprocessingCanvas" xmlns:wpg="http://schemas.microsoft.com/office/word/2010/wordprocessingGroup" xmlns:wpi="http://schemas.microsoft.com/office/word/2010/wordprocessingInk" xmlns:wps="http://schemas.microsoft.com/office/word/2010/wordprocessingShape" mc:Ignorable="w14 wp14">
+  <w:p>
+    <w:pPr>
+      <w:pStyle w:val="Footer"/>
+      <w:jc w:val="left"/>
+    </w:pPr>
+    <w:r>
+      <w:rPr>
+        <w:rFonts w:ascii="Calibri" w:hAnsi="Calibri"/>
+        <w:color w:val="646464"/>
+        <w:sz w:val="17"/>
+      </w:rPr>
+      <w:t>Buku Kurikulum KPT-OBE SISTEKIN 2026  |  FSTI Universitas Widyagama Malang</w:t>
+    </w:r>
+  </w:p>
+</w:ftr>
+</file>
+
+<file path=word/header1.xml><?xml version="1.0" encoding="utf-8"?>
+<w:hdr xmlns:m="http://schemas.openxmlformats.org/officeDocument/2006/math" xmlns:mc="http://schemas.openxmlformats.org/markup-compatibility/2006" xmlns:mo="http://schemas.microsoft.com/office/mac/office/2008/main" xmlns:mv="urn:schemas-microsoft-com:mac:vml" xmlns:o="urn:schemas-microsoft-com:office:office" xmlns:r="http://schemas.openxmlformats.org/officeDocument/2006/relationships" xmlns:v="urn:schemas-microsoft-com:vml" xmlns:w10="urn:schemas-microsoft-com:office:word" xmlns:w14="http://schemas.microsoft.com/office/word/2010/wordml" xmlns:w="http://schemas.openxmlformats.org/wordprocessingml/2006/main" xmlns:wne="http://schemas.microsoft.com/office/word/2006/wordml" xmlns:wp14="http://schemas.microsoft.com/office/word/2010/wordprocessingDrawing" xmlns:wp="http://schemas.openxmlformats.org/drawingml/2006/wordprocessingDrawing" xmlns:wpc="http://schemas.microsoft.com/office/word/2010/wordprocessingCanvas" xmlns:wpg="http://schemas.microsoft.com/office/word/2010/wordprocessingGroup" xmlns:wpi="http://schemas.microsoft.com/office/word/2010/wordprocessingInk" xmlns:wps="http://schemas.microsoft.com/office/word/2010/wordprocessingShape" mc:Ignorable="w14 wp14">
+  <w:p>
+    <w:pPr>
+      <w:pStyle w:val="Header"/>
+      <w:jc w:val="right"/>
+    </w:pPr>
+    <w:r>
+      <w:rPr>
+        <w:rFonts w:ascii="Calibri" w:hAnsi="Calibri"/>
+        <w:color w:val="646464"/>
+        <w:sz w:val="17"/>
+      </w:rPr>
+      <w:t>PROGRAM STUDI SISTEM DAN TEKNOLOGI INFORMASI (SISTEKIN) — FSTI UWG</w:t>
+    </w:r>
+  </w:p>
+</w:hdr>
 </file>
 
 <file path=word/numbering.xml><?xml version="1.0" encoding="utf-8"?>
